--- a/TI/Documentação Projeto Pessoal.docx
+++ b/TI/Documentação Projeto Pessoal.docx
@@ -90,7 +90,39 @@
           <w:sz w:val="28"/>
           <w:szCs w:val="28"/>
         </w:rPr>
-        <w:t xml:space="preserve"> japonês do mangaka (autor) Eichiiro </w:t>
+        <w:t xml:space="preserve"> japonês do </w:t>
+      </w:r>
+      <w:proofErr w:type="spellStart"/>
+      <w:r>
+        <w:rPr>
+          <w:sz w:val="28"/>
+          <w:szCs w:val="28"/>
+        </w:rPr>
+        <w:t>mangaka</w:t>
+      </w:r>
+      <w:proofErr w:type="spellEnd"/>
+      <w:r>
+        <w:rPr>
+          <w:sz w:val="28"/>
+          <w:szCs w:val="28"/>
+        </w:rPr>
+        <w:t xml:space="preserve"> (autor) </w:t>
+      </w:r>
+      <w:proofErr w:type="spellStart"/>
+      <w:r>
+        <w:rPr>
+          <w:sz w:val="28"/>
+          <w:szCs w:val="28"/>
+        </w:rPr>
+        <w:t>Eichiiro</w:t>
+      </w:r>
+      <w:proofErr w:type="spellEnd"/>
+      <w:r>
+        <w:rPr>
+          <w:sz w:val="28"/>
+          <w:szCs w:val="28"/>
+        </w:rPr>
+        <w:t xml:space="preserve"> </w:t>
       </w:r>
       <w:r>
         <w:rPr>
@@ -111,7 +143,23 @@
           <w:sz w:val="28"/>
           <w:szCs w:val="28"/>
         </w:rPr>
-        <w:t xml:space="preserve"> sendo publicado na revista Weekly Shonen Jump. </w:t>
+        <w:t xml:space="preserve"> sendo publicado na revista Weekly </w:t>
+      </w:r>
+      <w:proofErr w:type="spellStart"/>
+      <w:r>
+        <w:rPr>
+          <w:sz w:val="28"/>
+          <w:szCs w:val="28"/>
+        </w:rPr>
+        <w:t>Shonen</w:t>
+      </w:r>
+      <w:proofErr w:type="spellEnd"/>
+      <w:r>
+        <w:rPr>
+          <w:sz w:val="28"/>
+          <w:szCs w:val="28"/>
+        </w:rPr>
+        <w:t xml:space="preserve"> Jump. </w:t>
       </w:r>
       <w:r>
         <w:rPr>
@@ -174,7 +222,23 @@
           <w:sz w:val="28"/>
           <w:szCs w:val="28"/>
         </w:rPr>
-        <w:t>em forma de anime. A obra de ficção de Eichiiro Oda se tornou um fenômeno mundial</w:t>
+        <w:t xml:space="preserve">em forma de anime. A obra de ficção de </w:t>
+      </w:r>
+      <w:proofErr w:type="spellStart"/>
+      <w:r>
+        <w:rPr>
+          <w:sz w:val="28"/>
+          <w:szCs w:val="28"/>
+        </w:rPr>
+        <w:t>Eichiiro</w:t>
+      </w:r>
+      <w:proofErr w:type="spellEnd"/>
+      <w:r>
+        <w:rPr>
+          <w:sz w:val="28"/>
+          <w:szCs w:val="28"/>
+        </w:rPr>
+        <w:t xml:space="preserve"> Oda se tornou um fenômeno mundial</w:t>
       </w:r>
       <w:r>
         <w:rPr>
@@ -230,7 +294,23 @@
           <w:sz w:val="28"/>
           <w:szCs w:val="28"/>
         </w:rPr>
-        <w:t xml:space="preserve"> Batman. A obra de Eiichiro Oda continua a crescer, aproximando-se do recorde de quadrinhos mais vendidos do mundo. </w:t>
+        <w:t xml:space="preserve"> Batman. A obra de </w:t>
+      </w:r>
+      <w:proofErr w:type="spellStart"/>
+      <w:r>
+        <w:rPr>
+          <w:sz w:val="28"/>
+          <w:szCs w:val="28"/>
+        </w:rPr>
+        <w:t>Eiichiro</w:t>
+      </w:r>
+      <w:proofErr w:type="spellEnd"/>
+      <w:r>
+        <w:rPr>
+          <w:sz w:val="28"/>
+          <w:szCs w:val="28"/>
+        </w:rPr>
+        <w:t xml:space="preserve"> Oda continua a crescer, aproximando-se do recorde de quadrinhos mais vendidos do mundo. </w:t>
       </w:r>
       <w:r>
         <w:rPr>
@@ -380,7 +460,39 @@
           <w:sz w:val="28"/>
           <w:szCs w:val="28"/>
         </w:rPr>
-        <w:t>gira em torno de Monkey D. Luffy e sua tripulação</w:t>
+        <w:t xml:space="preserve">gira em torno de </w:t>
+      </w:r>
+      <w:proofErr w:type="spellStart"/>
+      <w:r>
+        <w:rPr>
+          <w:sz w:val="28"/>
+          <w:szCs w:val="28"/>
+        </w:rPr>
+        <w:t>Monkey</w:t>
+      </w:r>
+      <w:proofErr w:type="spellEnd"/>
+      <w:r>
+        <w:rPr>
+          <w:sz w:val="28"/>
+          <w:szCs w:val="28"/>
+        </w:rPr>
+        <w:t xml:space="preserve"> D. </w:t>
+      </w:r>
+      <w:proofErr w:type="spellStart"/>
+      <w:r>
+        <w:rPr>
+          <w:sz w:val="28"/>
+          <w:szCs w:val="28"/>
+        </w:rPr>
+        <w:t>Luffy</w:t>
+      </w:r>
+      <w:proofErr w:type="spellEnd"/>
+      <w:r>
+        <w:rPr>
+          <w:sz w:val="28"/>
+          <w:szCs w:val="28"/>
+        </w:rPr>
+        <w:t xml:space="preserve"> e sua tripulação</w:t>
       </w:r>
       <w:r>
         <w:rPr>
@@ -600,7 +712,23 @@
           <w:sz w:val="28"/>
           <w:szCs w:val="28"/>
         </w:rPr>
-        <w:t xml:space="preserve"> através de backstories (</w:t>
+        <w:t xml:space="preserve"> através de </w:t>
+      </w:r>
+      <w:proofErr w:type="spellStart"/>
+      <w:r>
+        <w:rPr>
+          <w:sz w:val="28"/>
+          <w:szCs w:val="28"/>
+        </w:rPr>
+        <w:t>backstories</w:t>
+      </w:r>
+      <w:proofErr w:type="spellEnd"/>
+      <w:r>
+        <w:rPr>
+          <w:sz w:val="28"/>
+          <w:szCs w:val="28"/>
+        </w:rPr>
+        <w:t xml:space="preserve"> (</w:t>
       </w:r>
       <w:r>
         <w:rPr>
@@ -702,7 +830,23 @@
           <w:sz w:val="28"/>
           <w:szCs w:val="28"/>
         </w:rPr>
-        <w:t xml:space="preserve"> Eichiro Oda faz uma correlação com o racismo sofrido pelas pessoas negras em detrimento dos anos de escravidão</w:t>
+        <w:t xml:space="preserve"> </w:t>
+      </w:r>
+      <w:proofErr w:type="spellStart"/>
+      <w:r>
+        <w:rPr>
+          <w:sz w:val="28"/>
+          <w:szCs w:val="28"/>
+        </w:rPr>
+        <w:t>Eichiro</w:t>
+      </w:r>
+      <w:proofErr w:type="spellEnd"/>
+      <w:r>
+        <w:rPr>
+          <w:sz w:val="28"/>
+          <w:szCs w:val="28"/>
+        </w:rPr>
+        <w:t xml:space="preserve"> Oda faz uma correlação com o racismo sofrido pelas pessoas negras em detrimento dos anos de escravidão</w:t>
       </w:r>
       <w:r>
         <w:rPr>
@@ -723,7 +867,23 @@
           <w:sz w:val="28"/>
           <w:szCs w:val="28"/>
         </w:rPr>
-        <w:t xml:space="preserve"> há duas figuras importantes: Fisher Tiger e Queen Otohime, que representam </w:t>
+        <w:t xml:space="preserve"> há duas figuras importantes: Fisher Tiger e Queen </w:t>
+      </w:r>
+      <w:proofErr w:type="spellStart"/>
+      <w:r>
+        <w:rPr>
+          <w:sz w:val="28"/>
+          <w:szCs w:val="28"/>
+        </w:rPr>
+        <w:t>Otohime</w:t>
+      </w:r>
+      <w:proofErr w:type="spellEnd"/>
+      <w:r>
+        <w:rPr>
+          <w:sz w:val="28"/>
+          <w:szCs w:val="28"/>
+        </w:rPr>
+        <w:t xml:space="preserve">, que representam </w:t>
       </w:r>
       <w:r>
         <w:rPr>
@@ -834,7 +994,23 @@
           <w:sz w:val="28"/>
           <w:szCs w:val="28"/>
         </w:rPr>
-        <w:t>os segmentos midiáticos como por exemplo o Live Action produzido pela Netflix</w:t>
+        <w:t xml:space="preserve">os segmentos midiáticos como por exemplo o Live </w:t>
+      </w:r>
+      <w:proofErr w:type="spellStart"/>
+      <w:r>
+        <w:rPr>
+          <w:sz w:val="28"/>
+          <w:szCs w:val="28"/>
+        </w:rPr>
+        <w:t>Action</w:t>
+      </w:r>
+      <w:proofErr w:type="spellEnd"/>
+      <w:r>
+        <w:rPr>
+          <w:sz w:val="28"/>
+          <w:szCs w:val="28"/>
+        </w:rPr>
+        <w:t xml:space="preserve"> produzido pela Netflix</w:t>
       </w:r>
       <w:r>
         <w:rPr>
@@ -876,8 +1052,17 @@
           <w:sz w:val="28"/>
           <w:szCs w:val="28"/>
         </w:rPr>
-        <w:t xml:space="preserve"> em collabs</w:t>
-      </w:r>
+        <w:t xml:space="preserve"> em </w:t>
+      </w:r>
+      <w:proofErr w:type="spellStart"/>
+      <w:r>
+        <w:rPr>
+          <w:sz w:val="28"/>
+          <w:szCs w:val="28"/>
+        </w:rPr>
+        <w:t>collabs</w:t>
+      </w:r>
+      <w:proofErr w:type="spellEnd"/>
       <w:r>
         <w:rPr>
           <w:sz w:val="28"/>
@@ -1059,12 +1244,37 @@
         </w:rPr>
         <w:t xml:space="preserve">Figura 1– </w:t>
       </w:r>
-      <w:r>
-        <w:rPr>
-          <w:sz w:val="28"/>
-          <w:szCs w:val="28"/>
-        </w:rPr>
-        <w:t>One Piece Live Action produzido pela Netflix</w:t>
+      <w:proofErr w:type="spellStart"/>
+      <w:r>
+        <w:rPr>
+          <w:sz w:val="28"/>
+          <w:szCs w:val="28"/>
+        </w:rPr>
+        <w:t>One</w:t>
+      </w:r>
+      <w:proofErr w:type="spellEnd"/>
+      <w:r>
+        <w:rPr>
+          <w:sz w:val="28"/>
+          <w:szCs w:val="28"/>
+        </w:rPr>
+        <w:t xml:space="preserve"> Piece Live </w:t>
+      </w:r>
+      <w:proofErr w:type="spellStart"/>
+      <w:r>
+        <w:rPr>
+          <w:sz w:val="28"/>
+          <w:szCs w:val="28"/>
+        </w:rPr>
+        <w:t>Action</w:t>
+      </w:r>
+      <w:proofErr w:type="spellEnd"/>
+      <w:r>
+        <w:rPr>
+          <w:sz w:val="28"/>
+          <w:szCs w:val="28"/>
+        </w:rPr>
+        <w:t xml:space="preserve"> produzido pela Netflix</w:t>
       </w:r>
     </w:p>
     <w:p>
@@ -1163,12 +1373,37 @@
         </w:rPr>
         <w:t xml:space="preserve">Figura 2- </w:t>
       </w:r>
-      <w:r>
-        <w:rPr>
-          <w:sz w:val="28"/>
-          <w:szCs w:val="28"/>
-        </w:rPr>
-        <w:t>One Piece collab com Lakers</w:t>
+      <w:proofErr w:type="spellStart"/>
+      <w:r>
+        <w:rPr>
+          <w:sz w:val="28"/>
+          <w:szCs w:val="28"/>
+        </w:rPr>
+        <w:t>One</w:t>
+      </w:r>
+      <w:proofErr w:type="spellEnd"/>
+      <w:r>
+        <w:rPr>
+          <w:sz w:val="28"/>
+          <w:szCs w:val="28"/>
+        </w:rPr>
+        <w:t xml:space="preserve"> Piece </w:t>
+      </w:r>
+      <w:proofErr w:type="spellStart"/>
+      <w:r>
+        <w:rPr>
+          <w:sz w:val="28"/>
+          <w:szCs w:val="28"/>
+        </w:rPr>
+        <w:t>collab</w:t>
+      </w:r>
+      <w:proofErr w:type="spellEnd"/>
+      <w:r>
+        <w:rPr>
+          <w:sz w:val="28"/>
+          <w:szCs w:val="28"/>
+        </w:rPr>
+        <w:t xml:space="preserve"> com Lakers</w:t>
       </w:r>
     </w:p>
     <w:p>
@@ -1447,7 +1682,23 @@
           <w:sz w:val="28"/>
           <w:szCs w:val="28"/>
         </w:rPr>
-        <w:t xml:space="preserve">dos personagens, sendo a primeira que mais me marcou foi a do Chopper, resumidamente, é a </w:t>
+        <w:t xml:space="preserve">dos personagens, sendo a primeira que mais me marcou foi a do </w:t>
+      </w:r>
+      <w:proofErr w:type="spellStart"/>
+      <w:r>
+        <w:rPr>
+          <w:sz w:val="28"/>
+          <w:szCs w:val="28"/>
+        </w:rPr>
+        <w:t>Chopper</w:t>
+      </w:r>
+      <w:proofErr w:type="spellEnd"/>
+      <w:r>
+        <w:rPr>
+          <w:sz w:val="28"/>
+          <w:szCs w:val="28"/>
+        </w:rPr>
+        <w:t xml:space="preserve">, resumidamente, é a </w:t>
       </w:r>
       <w:r>
         <w:rPr>
@@ -1496,7 +1747,39 @@
           <w:sz w:val="28"/>
           <w:szCs w:val="28"/>
         </w:rPr>
-        <w:t xml:space="preserve"> Hito Hito no Mi</w:t>
+        <w:t xml:space="preserve"> </w:t>
+      </w:r>
+      <w:proofErr w:type="spellStart"/>
+      <w:r>
+        <w:rPr>
+          <w:sz w:val="28"/>
+          <w:szCs w:val="28"/>
+        </w:rPr>
+        <w:t>Hito</w:t>
+      </w:r>
+      <w:proofErr w:type="spellEnd"/>
+      <w:r>
+        <w:rPr>
+          <w:sz w:val="28"/>
+          <w:szCs w:val="28"/>
+        </w:rPr>
+        <w:t xml:space="preserve"> </w:t>
+      </w:r>
+      <w:proofErr w:type="spellStart"/>
+      <w:r>
+        <w:rPr>
+          <w:sz w:val="28"/>
+          <w:szCs w:val="28"/>
+        </w:rPr>
+        <w:t>Hito</w:t>
+      </w:r>
+      <w:proofErr w:type="spellEnd"/>
+      <w:r>
+        <w:rPr>
+          <w:sz w:val="28"/>
+          <w:szCs w:val="28"/>
+        </w:rPr>
+        <w:t xml:space="preserve"> no Mi</w:t>
       </w:r>
       <w:r>
         <w:rPr>
@@ -1524,7 +1807,23 @@
           <w:sz w:val="28"/>
           <w:szCs w:val="28"/>
         </w:rPr>
-        <w:t xml:space="preserve">, este foi expulso da matilha. Após uma tentativa falha de Chopper de se comunicar com os humanos por conta do medo destes, o personagem passa um tempo </w:t>
+        <w:t xml:space="preserve">, este foi expulso da matilha. Após uma tentativa falha de </w:t>
+      </w:r>
+      <w:proofErr w:type="spellStart"/>
+      <w:r>
+        <w:rPr>
+          <w:sz w:val="28"/>
+          <w:szCs w:val="28"/>
+        </w:rPr>
+        <w:t>Chopper</w:t>
+      </w:r>
+      <w:proofErr w:type="spellEnd"/>
+      <w:r>
+        <w:rPr>
+          <w:sz w:val="28"/>
+          <w:szCs w:val="28"/>
+        </w:rPr>
+        <w:t xml:space="preserve"> de se comunicar com os humanos por conta do medo destes, o personagem passa um tempo </w:t>
       </w:r>
       <w:r>
         <w:rPr>
@@ -1560,7 +1859,23 @@
           <w:sz w:val="28"/>
           <w:szCs w:val="28"/>
         </w:rPr>
-        <w:t xml:space="preserve"> ótica que os outros tem deles, onde o Chopper é tratado como um monstro e o pai como um médico fajuto.</w:t>
+        <w:t xml:space="preserve"> ótica que os outros tem deles, onde o </w:t>
+      </w:r>
+      <w:proofErr w:type="spellStart"/>
+      <w:r>
+        <w:rPr>
+          <w:sz w:val="28"/>
+          <w:szCs w:val="28"/>
+        </w:rPr>
+        <w:t>Chopper</w:t>
+      </w:r>
+      <w:proofErr w:type="spellEnd"/>
+      <w:r>
+        <w:rPr>
+          <w:sz w:val="28"/>
+          <w:szCs w:val="28"/>
+        </w:rPr>
+        <w:t xml:space="preserve"> é tratado como um monstro e o pai como um médico fajuto.</w:t>
       </w:r>
     </w:p>
     <w:p>
@@ -1576,14 +1891,39 @@
           <w:sz w:val="28"/>
           <w:szCs w:val="28"/>
         </w:rPr>
-        <w:t>No desenrolar da backstorie</w:t>
-      </w:r>
-      <w:r>
-        <w:rPr>
-          <w:sz w:val="28"/>
-          <w:szCs w:val="28"/>
-        </w:rPr>
-        <w:t xml:space="preserve"> Chopper acaba perdendo seu pai </w:t>
+        <w:t xml:space="preserve">No desenrolar da </w:t>
+      </w:r>
+      <w:proofErr w:type="spellStart"/>
+      <w:r>
+        <w:rPr>
+          <w:sz w:val="28"/>
+          <w:szCs w:val="28"/>
+        </w:rPr>
+        <w:t>backstorie</w:t>
+      </w:r>
+      <w:proofErr w:type="spellEnd"/>
+      <w:r>
+        <w:rPr>
+          <w:sz w:val="28"/>
+          <w:szCs w:val="28"/>
+        </w:rPr>
+        <w:t xml:space="preserve"> </w:t>
+      </w:r>
+      <w:proofErr w:type="spellStart"/>
+      <w:r>
+        <w:rPr>
+          <w:sz w:val="28"/>
+          <w:szCs w:val="28"/>
+        </w:rPr>
+        <w:t>Chopper</w:t>
+      </w:r>
+      <w:proofErr w:type="spellEnd"/>
+      <w:r>
+        <w:rPr>
+          <w:sz w:val="28"/>
+          <w:szCs w:val="28"/>
+        </w:rPr>
+        <w:t xml:space="preserve"> acaba perdendo seu pai </w:t>
       </w:r>
       <w:r>
         <w:rPr>
@@ -1704,7 +2044,23 @@
           <w:sz w:val="28"/>
           <w:szCs w:val="28"/>
         </w:rPr>
-        <w:t xml:space="preserve"> por exemplo as palavras do pai de Chopper sempre me fazem lembrar meu primo que perdi aos 13 anos</w:t>
+        <w:t xml:space="preserve"> por exemplo as palavras do pai de </w:t>
+      </w:r>
+      <w:proofErr w:type="spellStart"/>
+      <w:r>
+        <w:rPr>
+          <w:sz w:val="28"/>
+          <w:szCs w:val="28"/>
+        </w:rPr>
+        <w:t>Chopper</w:t>
+      </w:r>
+      <w:proofErr w:type="spellEnd"/>
+      <w:r>
+        <w:rPr>
+          <w:sz w:val="28"/>
+          <w:szCs w:val="28"/>
+        </w:rPr>
+        <w:t xml:space="preserve"> sempre me fazem lembrar meu primo que perdi aos 13 anos</w:t>
       </w:r>
       <w:r>
         <w:rPr>
@@ -2116,6 +2472,7 @@
         </w:rPr>
         <w:t xml:space="preserve"> com cada facção Marinha, </w:t>
       </w:r>
+      <w:proofErr w:type="gramStart"/>
       <w:r>
         <w:rPr>
           <w:sz w:val="28"/>
@@ -2128,7 +2485,15 @@
           <w:sz w:val="28"/>
           <w:szCs w:val="28"/>
         </w:rPr>
-        <w:t xml:space="preserve"> ou Piratas trazendo assim </w:t>
+        <w:t xml:space="preserve"> ou Piratas</w:t>
+      </w:r>
+      <w:proofErr w:type="gramEnd"/>
+      <w:r>
+        <w:rPr>
+          <w:sz w:val="28"/>
+          <w:szCs w:val="28"/>
+        </w:rPr>
+        <w:t xml:space="preserve"> trazendo assim </w:t>
       </w:r>
       <w:r>
         <w:rPr>
@@ -3001,12 +3366,21 @@
           <w:szCs w:val="28"/>
         </w:rPr>
       </w:pPr>
-      <w:r>
-        <w:rPr>
-          <w:sz w:val="28"/>
-          <w:szCs w:val="28"/>
-        </w:rPr>
-        <w:t xml:space="preserve">Navbar com links para acesso </w:t>
+      <w:proofErr w:type="spellStart"/>
+      <w:r>
+        <w:rPr>
+          <w:sz w:val="28"/>
+          <w:szCs w:val="28"/>
+        </w:rPr>
+        <w:t>Navbar</w:t>
+      </w:r>
+      <w:proofErr w:type="spellEnd"/>
+      <w:r>
+        <w:rPr>
+          <w:sz w:val="28"/>
+          <w:szCs w:val="28"/>
+        </w:rPr>
+        <w:t xml:space="preserve"> com links para acesso </w:t>
       </w:r>
       <w:r>
         <w:rPr>
@@ -3196,51 +3570,6 @@
         <w:pStyle w:val="PargrafodaLista"/>
         <w:numPr>
           <w:ilvl w:val="0"/>
-          <w:numId w:val="8"/>
-        </w:numPr>
-        <w:spacing w:after="120"/>
-        <w:jc w:val="both"/>
-        <w:rPr>
-          <w:sz w:val="28"/>
-          <w:szCs w:val="28"/>
-        </w:rPr>
-      </w:pPr>
-      <w:r>
-        <w:rPr>
-          <w:sz w:val="28"/>
-          <w:szCs w:val="28"/>
-        </w:rPr>
-        <w:lastRenderedPageBreak/>
-        <w:t>Footer com informações de contato e institucionais</w:t>
-      </w:r>
-    </w:p>
-    <w:p>
-      <w:pPr>
-        <w:pStyle w:val="PargrafodaLista"/>
-        <w:numPr>
-          <w:ilvl w:val="0"/>
-          <w:numId w:val="8"/>
-        </w:numPr>
-        <w:spacing w:after="120"/>
-        <w:jc w:val="both"/>
-        <w:rPr>
-          <w:sz w:val="28"/>
-          <w:szCs w:val="28"/>
-        </w:rPr>
-      </w:pPr>
-      <w:r>
-        <w:rPr>
-          <w:sz w:val="28"/>
-          <w:szCs w:val="28"/>
-        </w:rPr>
-        <w:t xml:space="preserve"> Disponibilidade 24 horas</w:t>
-      </w:r>
-    </w:p>
-    <w:p>
-      <w:pPr>
-        <w:pStyle w:val="PargrafodaLista"/>
-        <w:numPr>
-          <w:ilvl w:val="0"/>
           <w:numId w:val="5"/>
         </w:numPr>
         <w:jc w:val="both"/>
@@ -3254,6 +3583,7 @@
           <w:sz w:val="28"/>
           <w:szCs w:val="28"/>
         </w:rPr>
+        <w:lastRenderedPageBreak/>
         <w:t>Segurança e integridade das informações dos usuários.</w:t>
       </w:r>
     </w:p>
@@ -3615,24 +3945,29 @@
           <w:szCs w:val="28"/>
         </w:rPr>
       </w:pPr>
-    </w:p>
-    <w:p>
-      <w:pPr>
-        <w:pStyle w:val="PargrafodaLista"/>
-        <w:ind w:left="1440"/>
-        <w:jc w:val="both"/>
-        <w:rPr>
-          <w:sz w:val="28"/>
-          <w:szCs w:val="28"/>
-        </w:rPr>
-      </w:pPr>
+      <w:proofErr w:type="spellStart"/>
+      <w:r>
+        <w:rPr>
+          <w:sz w:val="28"/>
+          <w:szCs w:val="28"/>
+        </w:rPr>
+        <w:t>Grafico</w:t>
+      </w:r>
+      <w:proofErr w:type="spellEnd"/>
+      <w:r>
+        <w:rPr>
+          <w:sz w:val="28"/>
+          <w:szCs w:val="28"/>
+        </w:rPr>
+        <w:t xml:space="preserve"> de pizza e de colunas</w:t>
+      </w:r>
     </w:p>
     <w:p>
       <w:pPr>
         <w:pStyle w:val="PargrafodaLista"/>
         <w:numPr>
-          <w:ilvl w:val="0"/>
-          <w:numId w:val="5"/>
+          <w:ilvl w:val="1"/>
+          <w:numId w:val="10"/>
         </w:numPr>
         <w:jc w:val="both"/>
         <w:rPr>
@@ -3645,19 +3980,15 @@
           <w:sz w:val="28"/>
           <w:szCs w:val="28"/>
         </w:rPr>
-        <w:t>Tela de inserção de dados sobre a produção mensal;</w:t>
-      </w:r>
-    </w:p>
-    <w:p>
-      <w:pPr>
-        <w:pStyle w:val="PargrafodaLista"/>
-        <w:ind w:left="2124"/>
-        <w:jc w:val="both"/>
-        <w:rPr>
-          <w:sz w:val="28"/>
-          <w:szCs w:val="28"/>
-        </w:rPr>
-      </w:pPr>
+        <w:t>KPIs</w:t>
+      </w:r>
+      <w:r>
+        <w:rPr>
+          <w:sz w:val="28"/>
+          <w:szCs w:val="28"/>
+        </w:rPr>
+        <w:t xml:space="preserve"> da dashboard</w:t>
+      </w:r>
     </w:p>
     <w:p>
       <w:pPr>
@@ -3677,50 +4008,53 @@
           <w:sz w:val="28"/>
           <w:szCs w:val="28"/>
         </w:rPr>
-        <w:t>Diferentes acessos e nível de permissão.</w:t>
-      </w:r>
-    </w:p>
-    <w:p>
-      <w:pPr>
-        <w:pStyle w:val="PargrafodaLista"/>
-        <w:numPr>
-          <w:ilvl w:val="1"/>
-          <w:numId w:val="12"/>
-        </w:numPr>
+        <w:t>Sistema para cadastro de novos usuários.</w:t>
+      </w:r>
+    </w:p>
+    <w:p>
+      <w:pPr>
         <w:jc w:val="both"/>
         <w:rPr>
           <w:sz w:val="28"/>
           <w:szCs w:val="28"/>
         </w:rPr>
       </w:pPr>
-      <w:r>
-        <w:rPr>
-          <w:sz w:val="28"/>
-          <w:szCs w:val="28"/>
-        </w:rPr>
-        <w:t>Comum</w:t>
-      </w:r>
-    </w:p>
-    <w:p>
-      <w:pPr>
-        <w:pStyle w:val="PargrafodaLista"/>
-        <w:numPr>
-          <w:ilvl w:val="1"/>
-          <w:numId w:val="12"/>
-        </w:numPr>
+    </w:p>
+    <w:p/>
+    <w:p>
+      <w:pPr>
+        <w:pStyle w:val="PargrafodaLista"/>
+        <w:ind w:left="432"/>
+        <w:outlineLvl w:val="0"/>
+        <w:rPr>
+          <w:b/>
+          <w:sz w:val="32"/>
+          <w:szCs w:val="32"/>
+        </w:rPr>
+      </w:pPr>
+      <w:bookmarkStart w:id="2" w:name="_Toc211975055"/>
+      <w:r>
+        <w:rPr>
+          <w:b/>
+          <w:sz w:val="32"/>
+          <w:szCs w:val="32"/>
+        </w:rPr>
+        <w:t>7.</w:t>
+      </w:r>
+      <w:r>
+        <w:rPr>
+          <w:b/>
+          <w:sz w:val="32"/>
+          <w:szCs w:val="32"/>
+        </w:rPr>
+        <w:t>PREMISSAS</w:t>
+      </w:r>
+      <w:bookmarkEnd w:id="2"/>
+    </w:p>
+    <w:p>
+      <w:pPr>
         <w:jc w:val="both"/>
-        <w:rPr>
-          <w:sz w:val="28"/>
-          <w:szCs w:val="28"/>
-        </w:rPr>
-      </w:pPr>
-      <w:r>
-        <w:rPr>
-          <w:sz w:val="28"/>
-          <w:szCs w:val="28"/>
-        </w:rPr>
-        <w:t>Administrador</w:t>
-      </w:r>
+      </w:pPr>
     </w:p>
     <w:p>
       <w:pPr>
@@ -3740,53 +4074,50 @@
           <w:sz w:val="28"/>
           <w:szCs w:val="28"/>
         </w:rPr>
-        <w:t>Sistema para cadastro de novos usuários.</w:t>
-      </w:r>
-    </w:p>
-    <w:p>
-      <w:pPr>
-        <w:jc w:val="both"/>
-        <w:rPr>
-          <w:sz w:val="28"/>
-          <w:szCs w:val="28"/>
-        </w:rPr>
-      </w:pPr>
-    </w:p>
-    <w:p/>
-    <w:p>
-      <w:pPr>
-        <w:pStyle w:val="PargrafodaLista"/>
-        <w:ind w:left="432"/>
-        <w:outlineLvl w:val="0"/>
-        <w:rPr>
-          <w:b/>
-          <w:sz w:val="32"/>
-          <w:szCs w:val="32"/>
-        </w:rPr>
-      </w:pPr>
-      <w:bookmarkStart w:id="2" w:name="_Toc211975055"/>
-      <w:r>
-        <w:rPr>
-          <w:b/>
-          <w:sz w:val="32"/>
-          <w:szCs w:val="32"/>
-        </w:rPr>
-        <w:t>7.</w:t>
-      </w:r>
-      <w:r>
-        <w:rPr>
-          <w:b/>
-          <w:sz w:val="32"/>
-          <w:szCs w:val="32"/>
-        </w:rPr>
-        <w:t>PREMISSAS</w:t>
-      </w:r>
-      <w:bookmarkEnd w:id="2"/>
-    </w:p>
-    <w:p>
-      <w:pPr>
-        <w:jc w:val="both"/>
-      </w:pPr>
+        <w:t>O si</w:t>
+      </w:r>
+      <w:r>
+        <w:rPr>
+          <w:sz w:val="28"/>
+          <w:szCs w:val="28"/>
+        </w:rPr>
+        <w:t>te</w:t>
+      </w:r>
+      <w:r>
+        <w:rPr>
+          <w:sz w:val="28"/>
+          <w:szCs w:val="28"/>
+        </w:rPr>
+        <w:t xml:space="preserve"> depende de disponibilidade constante de rede </w:t>
+      </w:r>
+      <w:r>
+        <w:rPr>
+          <w:sz w:val="28"/>
+          <w:szCs w:val="28"/>
+        </w:rPr>
+        <w:t xml:space="preserve">de conexão </w:t>
+      </w:r>
+      <w:r>
+        <w:rPr>
+          <w:sz w:val="28"/>
+          <w:szCs w:val="28"/>
+        </w:rPr>
+        <w:t>à</w:t>
+      </w:r>
+      <w:r>
+        <w:rPr>
+          <w:sz w:val="28"/>
+          <w:szCs w:val="28"/>
+        </w:rPr>
+        <w:t xml:space="preserve"> internet</w:t>
+      </w:r>
+      <w:r>
+        <w:rPr>
+          <w:sz w:val="28"/>
+          <w:szCs w:val="28"/>
+        </w:rPr>
+        <w:t>. </w:t>
+      </w:r>
     </w:p>
     <w:p>
       <w:pPr>
@@ -3806,49 +4137,14 @@
           <w:sz w:val="28"/>
           <w:szCs w:val="28"/>
         </w:rPr>
-        <w:t>O si</w:t>
-      </w:r>
-      <w:r>
-        <w:rPr>
-          <w:sz w:val="28"/>
-          <w:szCs w:val="28"/>
-        </w:rPr>
-        <w:t>te</w:t>
-      </w:r>
-      <w:r>
-        <w:rPr>
-          <w:sz w:val="28"/>
-          <w:szCs w:val="28"/>
-        </w:rPr>
-        <w:t xml:space="preserve"> depende de disponibilidade constante de rede </w:t>
-      </w:r>
-      <w:r>
-        <w:rPr>
-          <w:sz w:val="28"/>
-          <w:szCs w:val="28"/>
-        </w:rPr>
-        <w:t xml:space="preserve">de conexão </w:t>
-      </w:r>
-      <w:r>
-        <w:rPr>
-          <w:sz w:val="28"/>
-          <w:szCs w:val="28"/>
-        </w:rPr>
-        <w:t>à</w:t>
-      </w:r>
-      <w:r>
-        <w:rPr>
-          <w:sz w:val="28"/>
-          <w:szCs w:val="28"/>
-        </w:rPr>
-        <w:t xml:space="preserve"> internet</w:t>
-      </w:r>
-      <w:r>
-        <w:rPr>
-          <w:sz w:val="28"/>
-          <w:szCs w:val="28"/>
-        </w:rPr>
-        <w:t>. </w:t>
+        <w:t xml:space="preserve">O site </w:t>
+      </w:r>
+      <w:r>
+        <w:rPr>
+          <w:sz w:val="28"/>
+          <w:szCs w:val="28"/>
+        </w:rPr>
+        <w:t>terá como tema principal o anime One Piece.</w:t>
       </w:r>
     </w:p>
     <w:p>
@@ -3869,15 +4165,21 @@
           <w:sz w:val="28"/>
           <w:szCs w:val="28"/>
         </w:rPr>
-        <w:lastRenderedPageBreak/>
-        <w:t xml:space="preserve">O site </w:t>
-      </w:r>
-      <w:r>
-        <w:rPr>
-          <w:sz w:val="28"/>
-          <w:szCs w:val="28"/>
-        </w:rPr>
-        <w:t>terá como tema principal o anime One Piece.</w:t>
+        <w:t>Os dados fornecidos pelo cliente a respeito d</w:t>
+      </w:r>
+      <w:r>
+        <w:rPr>
+          <w:sz w:val="28"/>
+          <w:szCs w:val="28"/>
+        </w:rPr>
+        <w:t>e seu cadastro e login</w:t>
+      </w:r>
+      <w:r>
+        <w:rPr>
+          <w:sz w:val="28"/>
+          <w:szCs w:val="28"/>
+        </w:rPr>
+        <w:t xml:space="preserve"> serão precisos e corretos.</w:t>
       </w:r>
     </w:p>
     <w:p>
@@ -3898,21 +4200,7 @@
           <w:sz w:val="28"/>
           <w:szCs w:val="28"/>
         </w:rPr>
-        <w:t>Os dados fornecidos pelo cliente a respeito d</w:t>
-      </w:r>
-      <w:r>
-        <w:rPr>
-          <w:sz w:val="28"/>
-          <w:szCs w:val="28"/>
-        </w:rPr>
-        <w:t>e seu cadastro e login</w:t>
-      </w:r>
-      <w:r>
-        <w:rPr>
-          <w:sz w:val="28"/>
-          <w:szCs w:val="28"/>
-        </w:rPr>
-        <w:t xml:space="preserve"> serão precisos e corretos.</w:t>
+        <w:t>Os dados de respostas do usuário serão armazenados no banco de dados para gerar uma dashboard.</w:t>
       </w:r>
     </w:p>
     <w:p>
@@ -3933,7 +4221,89 @@
           <w:sz w:val="28"/>
           <w:szCs w:val="28"/>
         </w:rPr>
-        <w:t>Os dados de respostas do usuário serão armazenados no banco de dados para gerar uma dashboard.</w:t>
+        <w:t xml:space="preserve">O site será executado na </w:t>
+      </w:r>
+      <w:r>
+        <w:rPr>
+          <w:sz w:val="28"/>
+          <w:szCs w:val="28"/>
+        </w:rPr>
+        <w:t>máquina</w:t>
+      </w:r>
+      <w:r>
+        <w:rPr>
+          <w:sz w:val="28"/>
+          <w:szCs w:val="28"/>
+        </w:rPr>
+        <w:t xml:space="preserve"> </w:t>
+      </w:r>
+      <w:r>
+        <w:rPr>
+          <w:sz w:val="28"/>
+          <w:szCs w:val="28"/>
+        </w:rPr>
+        <w:t xml:space="preserve">própria </w:t>
+      </w:r>
+      <w:r>
+        <w:rPr>
+          <w:sz w:val="28"/>
+          <w:szCs w:val="28"/>
+        </w:rPr>
+        <w:t>do usuário</w:t>
+      </w:r>
+      <w:r>
+        <w:rPr>
+          <w:sz w:val="28"/>
+          <w:szCs w:val="28"/>
+        </w:rPr>
+        <w:t>.</w:t>
+      </w:r>
+    </w:p>
+    <w:p>
+      <w:pPr>
+        <w:pStyle w:val="PargrafodaLista"/>
+        <w:ind w:left="432"/>
+        <w:outlineLvl w:val="0"/>
+        <w:rPr>
+          <w:b/>
+          <w:sz w:val="32"/>
+          <w:szCs w:val="32"/>
+        </w:rPr>
+      </w:pPr>
+      <w:bookmarkStart w:id="3" w:name="_Toc211975056"/>
+      <w:r>
+        <w:rPr>
+          <w:b/>
+          <w:sz w:val="32"/>
+          <w:szCs w:val="32"/>
+        </w:rPr>
+        <w:lastRenderedPageBreak/>
+        <w:t xml:space="preserve"> </w:t>
+      </w:r>
+      <w:r>
+        <w:rPr>
+          <w:b/>
+          <w:sz w:val="32"/>
+          <w:szCs w:val="32"/>
+        </w:rPr>
+        <w:t>8</w:t>
+      </w:r>
+      <w:r>
+        <w:rPr>
+          <w:b/>
+          <w:sz w:val="32"/>
+          <w:szCs w:val="32"/>
+        </w:rPr>
+        <w:t>.RESTRIÇÕES</w:t>
+      </w:r>
+      <w:bookmarkEnd w:id="3"/>
+    </w:p>
+    <w:p>
+      <w:pPr>
+        <w:jc w:val="both"/>
+      </w:pPr>
+      <w:r>
+        <w:t xml:space="preserve"> </w:t>
       </w:r>
     </w:p>
     <w:p>
@@ -3954,7 +4324,21 @@
           <w:sz w:val="28"/>
           <w:szCs w:val="28"/>
         </w:rPr>
-        <w:t>Necessária alimentação elétrica contínua para o sistema.</w:t>
+        <w:t xml:space="preserve">O projeto deve ser concluído até 24 de </w:t>
+      </w:r>
+      <w:r>
+        <w:rPr>
+          <w:sz w:val="28"/>
+          <w:szCs w:val="28"/>
+        </w:rPr>
+        <w:t>novembro</w:t>
+      </w:r>
+      <w:r>
+        <w:rPr>
+          <w:sz w:val="28"/>
+          <w:szCs w:val="28"/>
+        </w:rPr>
+        <w:t xml:space="preserve"> de 2025.  </w:t>
       </w:r>
     </w:p>
     <w:p>
@@ -3975,7 +4359,7 @@
           <w:sz w:val="28"/>
           <w:szCs w:val="28"/>
         </w:rPr>
-        <w:t xml:space="preserve">Alimentação Bivolt. </w:t>
+        <w:t>Será tema do site um único anime, sendo este One Piece.</w:t>
       </w:r>
     </w:p>
     <w:p>
@@ -3996,110 +4380,7 @@
           <w:sz w:val="28"/>
           <w:szCs w:val="28"/>
         </w:rPr>
-        <w:t xml:space="preserve">O site será executado na </w:t>
-      </w:r>
-      <w:r>
-        <w:rPr>
-          <w:sz w:val="28"/>
-          <w:szCs w:val="28"/>
-        </w:rPr>
-        <w:t>máquina</w:t>
-      </w:r>
-      <w:r>
-        <w:rPr>
-          <w:sz w:val="28"/>
-          <w:szCs w:val="28"/>
-        </w:rPr>
-        <w:t xml:space="preserve"> </w:t>
-      </w:r>
-      <w:r>
-        <w:rPr>
-          <w:sz w:val="28"/>
-          <w:szCs w:val="28"/>
-        </w:rPr>
-        <w:t xml:space="preserve">própria </w:t>
-      </w:r>
-      <w:r>
-        <w:rPr>
-          <w:sz w:val="28"/>
-          <w:szCs w:val="28"/>
-        </w:rPr>
-        <w:t>do usuário</w:t>
-      </w:r>
-      <w:r>
-        <w:rPr>
-          <w:sz w:val="28"/>
-          <w:szCs w:val="28"/>
-        </w:rPr>
-        <w:t>.</w:t>
-      </w:r>
-    </w:p>
-    <w:p>
-      <w:pPr>
-        <w:rPr>
-          <w:sz w:val="28"/>
-          <w:szCs w:val="28"/>
-        </w:rPr>
-      </w:pPr>
-    </w:p>
-    <w:p>
-      <w:pPr>
-        <w:jc w:val="both"/>
-        <w:rPr>
-          <w:sz w:val="28"/>
-          <w:szCs w:val="28"/>
-        </w:rPr>
-      </w:pPr>
-    </w:p>
-    <w:p>
-      <w:pPr>
-        <w:jc w:val="both"/>
-      </w:pPr>
-    </w:p>
-    <w:p>
-      <w:pPr>
-        <w:pStyle w:val="PargrafodaLista"/>
-        <w:ind w:left="432"/>
-        <w:outlineLvl w:val="0"/>
-        <w:rPr>
-          <w:b/>
-          <w:sz w:val="32"/>
-          <w:szCs w:val="32"/>
-        </w:rPr>
-      </w:pPr>
-      <w:bookmarkStart w:id="3" w:name="_Toc211975056"/>
-      <w:r>
-        <w:rPr>
-          <w:b/>
-          <w:sz w:val="32"/>
-          <w:szCs w:val="32"/>
-        </w:rPr>
-        <w:t xml:space="preserve"> </w:t>
-      </w:r>
-      <w:r>
-        <w:rPr>
-          <w:b/>
-          <w:sz w:val="32"/>
-          <w:szCs w:val="32"/>
-        </w:rPr>
-        <w:t>8</w:t>
-      </w:r>
-      <w:r>
-        <w:rPr>
-          <w:b/>
-          <w:sz w:val="32"/>
-          <w:szCs w:val="32"/>
-        </w:rPr>
-        <w:t>.RESTRIÇÕES</w:t>
-      </w:r>
-      <w:bookmarkEnd w:id="3"/>
-    </w:p>
-    <w:p>
-      <w:pPr>
-        <w:jc w:val="both"/>
-      </w:pPr>
-      <w:r>
-        <w:t xml:space="preserve"> </w:t>
+        <w:t>Tema do projeto precisa ter uma relação clara com a vida de desenvolvedor.</w:t>
       </w:r>
     </w:p>
     <w:p>
@@ -4120,78 +4401,8 @@
           <w:sz w:val="28"/>
           <w:szCs w:val="28"/>
         </w:rPr>
-        <w:t xml:space="preserve">O projeto deve ser concluído até 24 de </w:t>
-      </w:r>
-      <w:r>
-        <w:rPr>
-          <w:sz w:val="28"/>
-          <w:szCs w:val="28"/>
-        </w:rPr>
-        <w:t>novembro</w:t>
-      </w:r>
-      <w:r>
-        <w:rPr>
-          <w:sz w:val="28"/>
-          <w:szCs w:val="28"/>
-        </w:rPr>
-        <w:t xml:space="preserve"> de 2025.  </w:t>
-      </w:r>
-    </w:p>
-    <w:p>
-      <w:pPr>
-        <w:pStyle w:val="PargrafodaLista"/>
-        <w:numPr>
-          <w:ilvl w:val="0"/>
-          <w:numId w:val="6"/>
-        </w:numPr>
-        <w:jc w:val="both"/>
-        <w:rPr>
-          <w:sz w:val="28"/>
-          <w:szCs w:val="28"/>
-        </w:rPr>
-      </w:pPr>
-      <w:r>
-        <w:rPr>
-          <w:sz w:val="28"/>
-          <w:szCs w:val="28"/>
-        </w:rPr>
-        <w:t>Será tema do site um único anime, sendo este One Piece.</w:t>
-      </w:r>
-    </w:p>
-    <w:p>
-      <w:pPr>
-        <w:pStyle w:val="PargrafodaLista"/>
-        <w:numPr>
-          <w:ilvl w:val="0"/>
-          <w:numId w:val="6"/>
-        </w:numPr>
-        <w:jc w:val="both"/>
-        <w:rPr>
-          <w:sz w:val="28"/>
-          <w:szCs w:val="28"/>
-        </w:rPr>
-      </w:pPr>
-      <w:r>
-        <w:rPr>
-          <w:sz w:val="28"/>
-          <w:szCs w:val="28"/>
-        </w:rPr>
-        <w:t>Tema do projeto precisa ter uma relação clara com a vida de desenvolvedor.</w:t>
-      </w:r>
-    </w:p>
-    <w:p>
-      <w:pPr>
-        <w:pStyle w:val="PargrafodaLista"/>
-        <w:numPr>
-          <w:ilvl w:val="0"/>
-          <w:numId w:val="6"/>
-        </w:numPr>
-        <w:jc w:val="both"/>
-        <w:rPr>
-          <w:sz w:val="28"/>
-          <w:szCs w:val="28"/>
-        </w:rPr>
-      </w:pPr>
+        <w:t>O projeto só pode ser feito com conhecimento prévio do anime.</w:t>
+      </w:r>
     </w:p>
     <w:p>
       <w:pPr>
@@ -4368,10 +4579,6 @@
     <w:p>
       <w:pPr>
         <w:pStyle w:val="PargrafodaLista"/>
-        <w:numPr>
-          <w:ilvl w:val="0"/>
-          <w:numId w:val="2"/>
-        </w:numPr>
         <w:rPr>
           <w:sz w:val="28"/>
           <w:szCs w:val="28"/>

--- a/TI/Documentação Projeto Pessoal.docx
+++ b/TI/Documentação Projeto Pessoal.docx
@@ -90,33 +90,106 @@
           <w:sz w:val="28"/>
           <w:szCs w:val="28"/>
         </w:rPr>
-        <w:t xml:space="preserve"> japonês do </w:t>
-      </w:r>
-      <w:proofErr w:type="spellStart"/>
-      <w:r>
-        <w:rPr>
-          <w:sz w:val="28"/>
-          <w:szCs w:val="28"/>
-        </w:rPr>
-        <w:t>mangaka</w:t>
-      </w:r>
-      <w:proofErr w:type="spellEnd"/>
-      <w:r>
-        <w:rPr>
-          <w:sz w:val="28"/>
-          <w:szCs w:val="28"/>
-        </w:rPr>
-        <w:t xml:space="preserve"> (autor) </w:t>
-      </w:r>
-      <w:proofErr w:type="spellStart"/>
-      <w:r>
-        <w:rPr>
-          <w:sz w:val="28"/>
-          <w:szCs w:val="28"/>
-        </w:rPr>
-        <w:t>Eichiiro</w:t>
-      </w:r>
-      <w:proofErr w:type="spellEnd"/>
+        <w:t xml:space="preserve"> japonês do mangaka (autor) Eichiiro </w:t>
+      </w:r>
+      <w:r>
+        <w:rPr>
+          <w:sz w:val="28"/>
+          <w:szCs w:val="28"/>
+        </w:rPr>
+        <w:t xml:space="preserve">Oda, originalmente publicado em 19 de julho de </w:t>
+      </w:r>
+      <w:r>
+        <w:rPr>
+          <w:sz w:val="28"/>
+          <w:szCs w:val="28"/>
+        </w:rPr>
+        <w:t>1997,</w:t>
+      </w:r>
+      <w:r>
+        <w:rPr>
+          <w:sz w:val="28"/>
+          <w:szCs w:val="28"/>
+        </w:rPr>
+        <w:t xml:space="preserve"> sendo publicado na revista Weekly Shonen Jump. </w:t>
+      </w:r>
+      <w:r>
+        <w:rPr>
+          <w:sz w:val="28"/>
+          <w:szCs w:val="28"/>
+        </w:rPr>
+        <w:t xml:space="preserve">Rapidamente </w:t>
+      </w:r>
+      <w:r>
+        <w:rPr>
+          <w:sz w:val="28"/>
+          <w:szCs w:val="28"/>
+        </w:rPr>
+        <w:t>o</w:t>
+      </w:r>
+      <w:r>
+        <w:rPr>
+          <w:sz w:val="28"/>
+          <w:szCs w:val="28"/>
+        </w:rPr>
+        <w:t xml:space="preserve"> mang</w:t>
+      </w:r>
+      <w:r>
+        <w:rPr>
+          <w:sz w:val="28"/>
+          <w:szCs w:val="28"/>
+        </w:rPr>
+        <w:t>á</w:t>
+      </w:r>
+      <w:r>
+        <w:rPr>
+          <w:sz w:val="28"/>
+          <w:szCs w:val="28"/>
+        </w:rPr>
+        <w:t xml:space="preserve"> se tornou um fenômeno entre os leitores </w:t>
+      </w:r>
+      <w:r>
+        <w:rPr>
+          <w:sz w:val="28"/>
+          <w:szCs w:val="28"/>
+        </w:rPr>
+        <w:t>e em 20 de outubro de 1999 a obra One Piec</w:t>
+      </w:r>
+      <w:r>
+        <w:rPr>
+          <w:sz w:val="28"/>
+          <w:szCs w:val="28"/>
+        </w:rPr>
+        <w:t>e</w:t>
+      </w:r>
+      <w:r>
+        <w:rPr>
+          <w:sz w:val="28"/>
+          <w:szCs w:val="28"/>
+        </w:rPr>
+        <w:t xml:space="preserve"> passou a ser televisionada </w:t>
+      </w:r>
+      <w:r>
+        <w:rPr>
+          <w:sz w:val="28"/>
+          <w:szCs w:val="28"/>
+        </w:rPr>
+        <w:t>em forma de anime. A obra de ficção de Eichiiro Oda se tornou um fenômeno mundial</w:t>
+      </w:r>
+      <w:r>
+        <w:rPr>
+          <w:sz w:val="28"/>
+          <w:szCs w:val="28"/>
+        </w:rPr>
+        <w:t xml:space="preserve">, sendo detentor do </w:t>
+      </w:r>
+      <w:r>
+        <w:rPr>
+          <w:sz w:val="28"/>
+          <w:szCs w:val="28"/>
+        </w:rPr>
+        <w:t>título</w:t>
+      </w:r>
       <w:r>
         <w:rPr>
           <w:sz w:val="28"/>
@@ -129,130 +202,56 @@
           <w:sz w:val="28"/>
           <w:szCs w:val="28"/>
         </w:rPr>
-        <w:t xml:space="preserve">Oda, originalmente publicado em 19 de julho de </w:t>
-      </w:r>
-      <w:r>
-        <w:rPr>
-          <w:sz w:val="28"/>
-          <w:szCs w:val="28"/>
-        </w:rPr>
-        <w:t>1997,</w:t>
-      </w:r>
-      <w:r>
-        <w:rPr>
-          <w:sz w:val="28"/>
-          <w:szCs w:val="28"/>
-        </w:rPr>
-        <w:t xml:space="preserve"> sendo publicado na revista Weekly </w:t>
-      </w:r>
-      <w:proofErr w:type="spellStart"/>
-      <w:r>
-        <w:rPr>
-          <w:sz w:val="28"/>
-          <w:szCs w:val="28"/>
-        </w:rPr>
-        <w:t>Shonen</w:t>
-      </w:r>
-      <w:proofErr w:type="spellEnd"/>
-      <w:r>
-        <w:rPr>
-          <w:sz w:val="28"/>
-          <w:szCs w:val="28"/>
-        </w:rPr>
-        <w:t xml:space="preserve"> Jump. </w:t>
-      </w:r>
-      <w:r>
-        <w:rPr>
-          <w:sz w:val="28"/>
-          <w:szCs w:val="28"/>
-        </w:rPr>
-        <w:t xml:space="preserve">Rapidamente </w:t>
-      </w:r>
-      <w:r>
-        <w:rPr>
-          <w:sz w:val="28"/>
-          <w:szCs w:val="28"/>
-        </w:rPr>
-        <w:t>o</w:t>
-      </w:r>
-      <w:r>
-        <w:rPr>
-          <w:sz w:val="28"/>
-          <w:szCs w:val="28"/>
-        </w:rPr>
-        <w:t xml:space="preserve"> mang</w:t>
-      </w:r>
-      <w:r>
-        <w:rPr>
-          <w:sz w:val="28"/>
-          <w:szCs w:val="28"/>
-        </w:rPr>
-        <w:t>á</w:t>
-      </w:r>
-      <w:r>
-        <w:rPr>
-          <w:sz w:val="28"/>
-          <w:szCs w:val="28"/>
-        </w:rPr>
-        <w:t xml:space="preserve"> se tornou um fenômeno entre os leitores </w:t>
-      </w:r>
-      <w:r>
-        <w:rPr>
-          <w:sz w:val="28"/>
-          <w:szCs w:val="28"/>
-        </w:rPr>
-        <w:t>e em 20 de outubro de 1999 a obra One Piec</w:t>
-      </w:r>
-      <w:r>
-        <w:rPr>
-          <w:sz w:val="28"/>
-          <w:szCs w:val="28"/>
-        </w:rPr>
-        <w:t>e</w:t>
-      </w:r>
-      <w:r>
-        <w:rPr>
-          <w:sz w:val="28"/>
-          <w:szCs w:val="28"/>
-        </w:rPr>
-        <w:t xml:space="preserve"> passou a ser televisionada </w:t>
-      </w:r>
-      <w:r>
-        <w:rPr>
-          <w:sz w:val="28"/>
-          <w:szCs w:val="28"/>
-        </w:rPr>
-        <w:t xml:space="preserve">em forma de anime. A obra de ficção de </w:t>
-      </w:r>
-      <w:proofErr w:type="spellStart"/>
-      <w:r>
-        <w:rPr>
-          <w:sz w:val="28"/>
-          <w:szCs w:val="28"/>
-        </w:rPr>
-        <w:t>Eichiiro</w:t>
-      </w:r>
-      <w:proofErr w:type="spellEnd"/>
-      <w:r>
-        <w:rPr>
-          <w:sz w:val="28"/>
-          <w:szCs w:val="28"/>
-        </w:rPr>
-        <w:t xml:space="preserve"> Oda se tornou um fenômeno mundial</w:t>
-      </w:r>
-      <w:r>
-        <w:rPr>
-          <w:sz w:val="28"/>
-          <w:szCs w:val="28"/>
-        </w:rPr>
-        <w:t xml:space="preserve">, sendo detentor do </w:t>
-      </w:r>
-      <w:r>
-        <w:rPr>
-          <w:sz w:val="28"/>
-          <w:szCs w:val="28"/>
-        </w:rPr>
-        <w:t>título</w:t>
+        <w:t>de</w:t>
+      </w:r>
+      <w:r>
+        <w:rPr>
+          <w:sz w:val="28"/>
+          <w:szCs w:val="28"/>
+        </w:rPr>
+        <w:t xml:space="preserve"> mangá</w:t>
+      </w:r>
+      <w:r>
+        <w:rPr>
+          <w:sz w:val="28"/>
+          <w:szCs w:val="28"/>
+        </w:rPr>
+        <w:t xml:space="preserve"> mais vendido de todos os tempos, com mais de 578 milhões de cópias vendidas mundialmente, superando </w:t>
+      </w:r>
+      <w:r>
+        <w:rPr>
+          <w:sz w:val="28"/>
+          <w:szCs w:val="28"/>
+        </w:rPr>
+        <w:t>revistas em quadrinhos e obras famosas como</w:t>
+      </w:r>
+      <w:r>
+        <w:rPr>
+          <w:sz w:val="28"/>
+          <w:szCs w:val="28"/>
+        </w:rPr>
+        <w:t xml:space="preserve"> Batman. A obra de Eiichiro Oda continua a crescer, aproximando-se do recorde de quadrinhos mais vendidos do mundo. </w:t>
+      </w:r>
+      <w:r>
+        <w:rPr>
+          <w:sz w:val="28"/>
+          <w:szCs w:val="28"/>
+        </w:rPr>
+        <w:t>Sua</w:t>
+      </w:r>
+      <w:r>
+        <w:rPr>
+          <w:sz w:val="28"/>
+          <w:szCs w:val="28"/>
+        </w:rPr>
+        <w:t xml:space="preserve"> serializ</w:t>
+      </w:r>
+      <w:r>
+        <w:rPr>
+          <w:sz w:val="28"/>
+          <w:szCs w:val="28"/>
+        </w:rPr>
+        <w:t>ação</w:t>
       </w:r>
       <w:r>
         <w:rPr>
@@ -266,72 +265,108 @@
           <w:sz w:val="28"/>
           <w:szCs w:val="28"/>
         </w:rPr>
-        <w:t>de</w:t>
-      </w:r>
-      <w:r>
-        <w:rPr>
-          <w:sz w:val="28"/>
-          <w:szCs w:val="28"/>
-        </w:rPr>
-        <w:t xml:space="preserve"> mangá</w:t>
-      </w:r>
-      <w:r>
-        <w:rPr>
-          <w:sz w:val="28"/>
-          <w:szCs w:val="28"/>
-        </w:rPr>
-        <w:t xml:space="preserve"> mais vendido de todos os tempos, com mais de 578 milhões de cópias vendidas mundialmente, superando </w:t>
-      </w:r>
-      <w:r>
-        <w:rPr>
-          <w:sz w:val="28"/>
-          <w:szCs w:val="28"/>
-        </w:rPr>
-        <w:t>revistas em quadrinhos e obras famosas como</w:t>
-      </w:r>
-      <w:r>
-        <w:rPr>
-          <w:sz w:val="28"/>
-          <w:szCs w:val="28"/>
-        </w:rPr>
-        <w:t xml:space="preserve"> Batman. A obra de </w:t>
-      </w:r>
-      <w:proofErr w:type="spellStart"/>
-      <w:r>
-        <w:rPr>
-          <w:sz w:val="28"/>
-          <w:szCs w:val="28"/>
-        </w:rPr>
-        <w:t>Eiichiro</w:t>
-      </w:r>
-      <w:proofErr w:type="spellEnd"/>
-      <w:r>
-        <w:rPr>
-          <w:sz w:val="28"/>
-          <w:szCs w:val="28"/>
-        </w:rPr>
-        <w:t xml:space="preserve"> Oda continua a crescer, aproximando-se do recorde de quadrinhos mais vendidos do mundo. </w:t>
-      </w:r>
-      <w:r>
-        <w:rPr>
-          <w:sz w:val="28"/>
-          <w:szCs w:val="28"/>
-        </w:rPr>
-        <w:t>Sua</w:t>
-      </w:r>
-      <w:r>
-        <w:rPr>
-          <w:sz w:val="28"/>
-          <w:szCs w:val="28"/>
-        </w:rPr>
-        <w:t xml:space="preserve"> serializ</w:t>
-      </w:r>
-      <w:r>
-        <w:rPr>
-          <w:sz w:val="28"/>
-          <w:szCs w:val="28"/>
-        </w:rPr>
-        <w:t>ação</w:t>
+        <w:t xml:space="preserve">é mantida </w:t>
+      </w:r>
+      <w:r>
+        <w:rPr>
+          <w:sz w:val="28"/>
+          <w:szCs w:val="28"/>
+        </w:rPr>
+        <w:t>até os dias atuais</w:t>
+      </w:r>
+      <w:r>
+        <w:rPr>
+          <w:sz w:val="28"/>
+          <w:szCs w:val="28"/>
+        </w:rPr>
+        <w:t xml:space="preserve">, </w:t>
+      </w:r>
+      <w:r>
+        <w:rPr>
+          <w:sz w:val="28"/>
+          <w:szCs w:val="28"/>
+        </w:rPr>
+        <w:t>mai</w:t>
+      </w:r>
+      <w:r>
+        <w:rPr>
+          <w:sz w:val="28"/>
+          <w:szCs w:val="28"/>
+        </w:rPr>
+        <w:t>s</w:t>
+      </w:r>
+      <w:r>
+        <w:rPr>
+          <w:sz w:val="28"/>
+          <w:szCs w:val="28"/>
+        </w:rPr>
+        <w:t xml:space="preserve"> de 25 anos depois</w:t>
+      </w:r>
+      <w:r>
+        <w:rPr>
+          <w:sz w:val="28"/>
+          <w:szCs w:val="28"/>
+        </w:rPr>
+        <w:t xml:space="preserve">, </w:t>
+      </w:r>
+      <w:r>
+        <w:rPr>
+          <w:sz w:val="28"/>
+          <w:szCs w:val="28"/>
+        </w:rPr>
+        <w:t>e seu manga continua com lançamentos semanais.</w:t>
+      </w:r>
+    </w:p>
+    <w:p>
+      <w:pPr>
+        <w:pStyle w:val="PargrafodaLista"/>
+        <w:ind w:firstLine="696"/>
+        <w:rPr>
+          <w:sz w:val="28"/>
+          <w:szCs w:val="28"/>
+        </w:rPr>
+      </w:pPr>
+      <w:r>
+        <w:rPr>
+          <w:sz w:val="28"/>
+          <w:szCs w:val="28"/>
+        </w:rPr>
+        <w:t xml:space="preserve">A obra </w:t>
+      </w:r>
+      <w:r>
+        <w:rPr>
+          <w:sz w:val="28"/>
+          <w:szCs w:val="28"/>
+        </w:rPr>
+        <w:t>é ambientada em um mundo de fantasia com a temática de piratas</w:t>
+      </w:r>
+      <w:r>
+        <w:rPr>
+          <w:sz w:val="28"/>
+          <w:szCs w:val="28"/>
+        </w:rPr>
+        <w:t xml:space="preserve">, onde após o rei dos piratas ser executado e deixar o maior tesouro do mundo para </w:t>
+      </w:r>
+      <w:r>
+        <w:rPr>
+          <w:sz w:val="28"/>
+          <w:szCs w:val="28"/>
+        </w:rPr>
+        <w:t>trás, a</w:t>
+      </w:r>
+      <w:r>
+        <w:rPr>
+          <w:sz w:val="28"/>
+          <w:szCs w:val="28"/>
+        </w:rPr>
+        <w:t xml:space="preserve"> grande era pirata se inicia. A </w:t>
+      </w:r>
+      <w:r>
+        <w:rPr>
+          <w:sz w:val="28"/>
+          <w:szCs w:val="28"/>
+        </w:rPr>
+        <w:t>história</w:t>
       </w:r>
       <w:r>
         <w:rPr>
@@ -345,56 +380,154 @@
           <w:sz w:val="28"/>
           <w:szCs w:val="28"/>
         </w:rPr>
-        <w:t xml:space="preserve">é mantida </w:t>
-      </w:r>
-      <w:r>
-        <w:rPr>
-          <w:sz w:val="28"/>
-          <w:szCs w:val="28"/>
-        </w:rPr>
-        <w:t>até os dias atuais</w:t>
-      </w:r>
-      <w:r>
-        <w:rPr>
-          <w:sz w:val="28"/>
-          <w:szCs w:val="28"/>
-        </w:rPr>
-        <w:t xml:space="preserve">, </w:t>
-      </w:r>
-      <w:r>
-        <w:rPr>
-          <w:sz w:val="28"/>
-          <w:szCs w:val="28"/>
-        </w:rPr>
-        <w:t>mai</w:t>
-      </w:r>
-      <w:r>
-        <w:rPr>
-          <w:sz w:val="28"/>
-          <w:szCs w:val="28"/>
-        </w:rPr>
-        <w:t>s</w:t>
-      </w:r>
-      <w:r>
-        <w:rPr>
-          <w:sz w:val="28"/>
-          <w:szCs w:val="28"/>
-        </w:rPr>
-        <w:t xml:space="preserve"> de 25 anos depois</w:t>
-      </w:r>
-      <w:r>
-        <w:rPr>
-          <w:sz w:val="28"/>
-          <w:szCs w:val="28"/>
-        </w:rPr>
-        <w:t xml:space="preserve">, </w:t>
-      </w:r>
-      <w:r>
-        <w:rPr>
-          <w:sz w:val="28"/>
-          <w:szCs w:val="28"/>
-        </w:rPr>
-        <w:t>e seu manga continua com lançamentos semanais.</w:t>
+        <w:t>gira em torno de Monkey D. Luffy e sua tripulação</w:t>
+      </w:r>
+      <w:r>
+        <w:rPr>
+          <w:sz w:val="28"/>
+          <w:szCs w:val="28"/>
+        </w:rPr>
+        <w:t xml:space="preserve"> e tem como principal enfoque a liberdade dos personagens tanto em escolhas quanto em sua jornada </w:t>
+      </w:r>
+      <w:r>
+        <w:rPr>
+          <w:sz w:val="28"/>
+          <w:szCs w:val="28"/>
+        </w:rPr>
+        <w:t>navegando</w:t>
+      </w:r>
+      <w:r>
+        <w:rPr>
+          <w:sz w:val="28"/>
+          <w:szCs w:val="28"/>
+        </w:rPr>
+        <w:t xml:space="preserve"> os mares</w:t>
+      </w:r>
+      <w:r>
+        <w:rPr>
+          <w:sz w:val="28"/>
+          <w:szCs w:val="28"/>
+        </w:rPr>
+        <w:t>,</w:t>
+      </w:r>
+      <w:r>
+        <w:rPr>
+          <w:sz w:val="28"/>
+          <w:szCs w:val="28"/>
+        </w:rPr>
+        <w:t xml:space="preserve"> </w:t>
+      </w:r>
+      <w:r>
+        <w:rPr>
+          <w:sz w:val="28"/>
+          <w:szCs w:val="28"/>
+        </w:rPr>
+        <w:t>sendo</w:t>
+      </w:r>
+      <w:r>
+        <w:rPr>
+          <w:sz w:val="28"/>
+          <w:szCs w:val="28"/>
+        </w:rPr>
+        <w:t xml:space="preserve"> a </w:t>
+      </w:r>
+      <w:r>
+        <w:rPr>
+          <w:sz w:val="28"/>
+          <w:szCs w:val="28"/>
+        </w:rPr>
+        <w:t>princípio</w:t>
+      </w:r>
+      <w:r>
+        <w:rPr>
+          <w:sz w:val="28"/>
+          <w:szCs w:val="28"/>
+        </w:rPr>
+        <w:t xml:space="preserve"> uma </w:t>
+      </w:r>
+      <w:r>
+        <w:rPr>
+          <w:sz w:val="28"/>
+          <w:szCs w:val="28"/>
+        </w:rPr>
+        <w:t>história</w:t>
+      </w:r>
+      <w:r>
+        <w:rPr>
+          <w:sz w:val="28"/>
+          <w:szCs w:val="28"/>
+        </w:rPr>
+        <w:t xml:space="preserve"> </w:t>
+      </w:r>
+      <w:r>
+        <w:rPr>
+          <w:sz w:val="28"/>
+          <w:szCs w:val="28"/>
+        </w:rPr>
+        <w:t xml:space="preserve">que parece mais </w:t>
+      </w:r>
+      <w:r>
+        <w:rPr>
+          <w:sz w:val="28"/>
+          <w:szCs w:val="28"/>
+        </w:rPr>
+        <w:t>casual</w:t>
+      </w:r>
+      <w:r>
+        <w:rPr>
+          <w:sz w:val="28"/>
+          <w:szCs w:val="28"/>
+        </w:rPr>
+        <w:t xml:space="preserve"> e </w:t>
+      </w:r>
+      <w:r>
+        <w:rPr>
+          <w:sz w:val="28"/>
+          <w:szCs w:val="28"/>
+        </w:rPr>
+        <w:t>descontraída</w:t>
+      </w:r>
+      <w:r>
+        <w:rPr>
+          <w:sz w:val="28"/>
+          <w:szCs w:val="28"/>
+        </w:rPr>
+        <w:t xml:space="preserve"> de aventura </w:t>
+      </w:r>
+      <w:r>
+        <w:rPr>
+          <w:sz w:val="28"/>
+          <w:szCs w:val="28"/>
+        </w:rPr>
+        <w:t>desbravando</w:t>
+      </w:r>
+      <w:r>
+        <w:rPr>
+          <w:sz w:val="28"/>
+          <w:szCs w:val="28"/>
+        </w:rPr>
+        <w:t xml:space="preserve"> os </w:t>
+      </w:r>
+      <w:r>
+        <w:rPr>
+          <w:sz w:val="28"/>
+          <w:szCs w:val="28"/>
+        </w:rPr>
+        <w:t>mares,</w:t>
+      </w:r>
+      <w:r>
+        <w:rPr>
+          <w:sz w:val="28"/>
+          <w:szCs w:val="28"/>
+        </w:rPr>
+        <w:t xml:space="preserve"> mas conforme </w:t>
+      </w:r>
+      <w:r>
+        <w:rPr>
+          <w:sz w:val="28"/>
+          <w:szCs w:val="28"/>
+        </w:rPr>
+        <w:t>o andamento da história podemos ver questões complexas do mundo real sendo retratadas na obra.</w:t>
       </w:r>
     </w:p>
     <w:p>
@@ -411,251 +544,6 @@
           <w:sz w:val="28"/>
           <w:szCs w:val="28"/>
         </w:rPr>
-        <w:t xml:space="preserve">A obra </w:t>
-      </w:r>
-      <w:r>
-        <w:rPr>
-          <w:sz w:val="28"/>
-          <w:szCs w:val="28"/>
-        </w:rPr>
-        <w:t>é ambientada em um mundo de fantasia com a temática de piratas</w:t>
-      </w:r>
-      <w:r>
-        <w:rPr>
-          <w:sz w:val="28"/>
-          <w:szCs w:val="28"/>
-        </w:rPr>
-        <w:t xml:space="preserve">, onde após o rei dos piratas ser executado e deixar o maior tesouro do mundo para </w:t>
-      </w:r>
-      <w:r>
-        <w:rPr>
-          <w:sz w:val="28"/>
-          <w:szCs w:val="28"/>
-        </w:rPr>
-        <w:t>trás, a</w:t>
-      </w:r>
-      <w:r>
-        <w:rPr>
-          <w:sz w:val="28"/>
-          <w:szCs w:val="28"/>
-        </w:rPr>
-        <w:t xml:space="preserve"> grande era pirata se inicia. A </w:t>
-      </w:r>
-      <w:r>
-        <w:rPr>
-          <w:sz w:val="28"/>
-          <w:szCs w:val="28"/>
-        </w:rPr>
-        <w:t>história</w:t>
-      </w:r>
-      <w:r>
-        <w:rPr>
-          <w:sz w:val="28"/>
-          <w:szCs w:val="28"/>
-        </w:rPr>
-        <w:t xml:space="preserve"> </w:t>
-      </w:r>
-      <w:r>
-        <w:rPr>
-          <w:sz w:val="28"/>
-          <w:szCs w:val="28"/>
-        </w:rPr>
-        <w:t xml:space="preserve">gira em torno de </w:t>
-      </w:r>
-      <w:proofErr w:type="spellStart"/>
-      <w:r>
-        <w:rPr>
-          <w:sz w:val="28"/>
-          <w:szCs w:val="28"/>
-        </w:rPr>
-        <w:t>Monkey</w:t>
-      </w:r>
-      <w:proofErr w:type="spellEnd"/>
-      <w:r>
-        <w:rPr>
-          <w:sz w:val="28"/>
-          <w:szCs w:val="28"/>
-        </w:rPr>
-        <w:t xml:space="preserve"> D. </w:t>
-      </w:r>
-      <w:proofErr w:type="spellStart"/>
-      <w:r>
-        <w:rPr>
-          <w:sz w:val="28"/>
-          <w:szCs w:val="28"/>
-        </w:rPr>
-        <w:t>Luffy</w:t>
-      </w:r>
-      <w:proofErr w:type="spellEnd"/>
-      <w:r>
-        <w:rPr>
-          <w:sz w:val="28"/>
-          <w:szCs w:val="28"/>
-        </w:rPr>
-        <w:t xml:space="preserve"> e sua tripulação</w:t>
-      </w:r>
-      <w:r>
-        <w:rPr>
-          <w:sz w:val="28"/>
-          <w:szCs w:val="28"/>
-        </w:rPr>
-        <w:t xml:space="preserve"> e tem como principal enfoque a liberdade dos personagens tanto em escolhas quanto em sua jornada </w:t>
-      </w:r>
-      <w:r>
-        <w:rPr>
-          <w:sz w:val="28"/>
-          <w:szCs w:val="28"/>
-        </w:rPr>
-        <w:t>navegando</w:t>
-      </w:r>
-      <w:r>
-        <w:rPr>
-          <w:sz w:val="28"/>
-          <w:szCs w:val="28"/>
-        </w:rPr>
-        <w:t xml:space="preserve"> os mares</w:t>
-      </w:r>
-      <w:r>
-        <w:rPr>
-          <w:sz w:val="28"/>
-          <w:szCs w:val="28"/>
-        </w:rPr>
-        <w:t>,</w:t>
-      </w:r>
-      <w:r>
-        <w:rPr>
-          <w:sz w:val="28"/>
-          <w:szCs w:val="28"/>
-        </w:rPr>
-        <w:t xml:space="preserve"> </w:t>
-      </w:r>
-      <w:r>
-        <w:rPr>
-          <w:sz w:val="28"/>
-          <w:szCs w:val="28"/>
-        </w:rPr>
-        <w:t>sendo</w:t>
-      </w:r>
-      <w:r>
-        <w:rPr>
-          <w:sz w:val="28"/>
-          <w:szCs w:val="28"/>
-        </w:rPr>
-        <w:t xml:space="preserve"> a </w:t>
-      </w:r>
-      <w:r>
-        <w:rPr>
-          <w:sz w:val="28"/>
-          <w:szCs w:val="28"/>
-        </w:rPr>
-        <w:t>princípio</w:t>
-      </w:r>
-      <w:r>
-        <w:rPr>
-          <w:sz w:val="28"/>
-          <w:szCs w:val="28"/>
-        </w:rPr>
-        <w:t xml:space="preserve"> uma </w:t>
-      </w:r>
-      <w:r>
-        <w:rPr>
-          <w:sz w:val="28"/>
-          <w:szCs w:val="28"/>
-        </w:rPr>
-        <w:t>história</w:t>
-      </w:r>
-      <w:r>
-        <w:rPr>
-          <w:sz w:val="28"/>
-          <w:szCs w:val="28"/>
-        </w:rPr>
-        <w:t xml:space="preserve"> </w:t>
-      </w:r>
-      <w:r>
-        <w:rPr>
-          <w:sz w:val="28"/>
-          <w:szCs w:val="28"/>
-        </w:rPr>
-        <w:t xml:space="preserve">que parece mais </w:t>
-      </w:r>
-      <w:r>
-        <w:rPr>
-          <w:sz w:val="28"/>
-          <w:szCs w:val="28"/>
-        </w:rPr>
-        <w:t>casual</w:t>
-      </w:r>
-      <w:r>
-        <w:rPr>
-          <w:sz w:val="28"/>
-          <w:szCs w:val="28"/>
-        </w:rPr>
-        <w:t xml:space="preserve"> e </w:t>
-      </w:r>
-      <w:r>
-        <w:rPr>
-          <w:sz w:val="28"/>
-          <w:szCs w:val="28"/>
-        </w:rPr>
-        <w:t>descontraída</w:t>
-      </w:r>
-      <w:r>
-        <w:rPr>
-          <w:sz w:val="28"/>
-          <w:szCs w:val="28"/>
-        </w:rPr>
-        <w:t xml:space="preserve"> de aventura </w:t>
-      </w:r>
-      <w:r>
-        <w:rPr>
-          <w:sz w:val="28"/>
-          <w:szCs w:val="28"/>
-        </w:rPr>
-        <w:t>desbravando</w:t>
-      </w:r>
-      <w:r>
-        <w:rPr>
-          <w:sz w:val="28"/>
-          <w:szCs w:val="28"/>
-        </w:rPr>
-        <w:t xml:space="preserve"> os </w:t>
-      </w:r>
-      <w:r>
-        <w:rPr>
-          <w:sz w:val="28"/>
-          <w:szCs w:val="28"/>
-        </w:rPr>
-        <w:t>mares,</w:t>
-      </w:r>
-      <w:r>
-        <w:rPr>
-          <w:sz w:val="28"/>
-          <w:szCs w:val="28"/>
-        </w:rPr>
-        <w:t xml:space="preserve"> mas conforme </w:t>
-      </w:r>
-      <w:r>
-        <w:rPr>
-          <w:sz w:val="28"/>
-          <w:szCs w:val="28"/>
-        </w:rPr>
-        <w:t>o andamento da história podemos ver questões complexas do mundo real sendo retratadas na obra.</w:t>
-      </w:r>
-    </w:p>
-    <w:p>
-      <w:pPr>
-        <w:pStyle w:val="PargrafodaLista"/>
-        <w:ind w:firstLine="696"/>
-        <w:rPr>
-          <w:sz w:val="28"/>
-          <w:szCs w:val="28"/>
-        </w:rPr>
-      </w:pPr>
-      <w:r>
-        <w:rPr>
-          <w:sz w:val="28"/>
-          <w:szCs w:val="28"/>
-        </w:rPr>
         <w:t xml:space="preserve">Algumas </w:t>
       </w:r>
       <w:r>
@@ -712,23 +600,7 @@
           <w:sz w:val="28"/>
           <w:szCs w:val="28"/>
         </w:rPr>
-        <w:t xml:space="preserve"> através de </w:t>
-      </w:r>
-      <w:proofErr w:type="spellStart"/>
-      <w:r>
-        <w:rPr>
-          <w:sz w:val="28"/>
-          <w:szCs w:val="28"/>
-        </w:rPr>
-        <w:t>backstories</w:t>
-      </w:r>
-      <w:proofErr w:type="spellEnd"/>
-      <w:r>
-        <w:rPr>
-          <w:sz w:val="28"/>
-          <w:szCs w:val="28"/>
-        </w:rPr>
-        <w:t xml:space="preserve"> (</w:t>
+        <w:t xml:space="preserve"> através de backstories (</w:t>
       </w:r>
       <w:r>
         <w:rPr>
@@ -830,81 +702,160 @@
           <w:sz w:val="28"/>
           <w:szCs w:val="28"/>
         </w:rPr>
+        <w:t xml:space="preserve"> Eichiro Oda faz uma correlação com o racismo sofrido pelas pessoas negras em detrimento dos anos de escravidão</w:t>
+      </w:r>
+      <w:r>
+        <w:rPr>
+          <w:sz w:val="28"/>
+          <w:szCs w:val="28"/>
+        </w:rPr>
+        <w:t xml:space="preserve">. Para além disso na </w:t>
+      </w:r>
+      <w:r>
+        <w:rPr>
+          <w:sz w:val="28"/>
+          <w:szCs w:val="28"/>
+        </w:rPr>
+        <w:t>história</w:t>
+      </w:r>
+      <w:r>
+        <w:rPr>
+          <w:sz w:val="28"/>
+          <w:szCs w:val="28"/>
+        </w:rPr>
+        <w:t xml:space="preserve"> há duas figuras importantes: Fisher Tiger e Queen Otohime, que representam </w:t>
+      </w:r>
+      <w:r>
+        <w:rPr>
+          <w:sz w:val="28"/>
+          <w:szCs w:val="28"/>
+        </w:rPr>
+        <w:t>líderes</w:t>
+      </w:r>
+      <w:r>
+        <w:rPr>
+          <w:sz w:val="28"/>
+          <w:szCs w:val="28"/>
+        </w:rPr>
+        <w:t xml:space="preserve"> famosos de movimentos negros, Malcolm X e </w:t>
+      </w:r>
+      <w:r>
+        <w:rPr>
+          <w:sz w:val="28"/>
+          <w:szCs w:val="28"/>
+        </w:rPr>
+        <w:t>Martin Luther King respectivamente. Ambos têm suas visões de como os homens-peixe tem que se impor em relação a força opressora (no caso do anime os humanos).</w:t>
+      </w:r>
+      <w:r>
+        <w:rPr>
+          <w:sz w:val="28"/>
+          <w:szCs w:val="28"/>
+        </w:rPr>
         <w:t xml:space="preserve"> </w:t>
       </w:r>
-      <w:proofErr w:type="spellStart"/>
-      <w:r>
-        <w:rPr>
-          <w:sz w:val="28"/>
-          <w:szCs w:val="28"/>
-        </w:rPr>
-        <w:t>Eichiro</w:t>
-      </w:r>
-      <w:proofErr w:type="spellEnd"/>
-      <w:r>
-        <w:rPr>
-          <w:sz w:val="28"/>
-          <w:szCs w:val="28"/>
-        </w:rPr>
-        <w:t xml:space="preserve"> Oda faz uma correlação com o racismo sofrido pelas pessoas negras em detrimento dos anos de escravidão</w:t>
-      </w:r>
-      <w:r>
-        <w:rPr>
-          <w:sz w:val="28"/>
-          <w:szCs w:val="28"/>
-        </w:rPr>
-        <w:t xml:space="preserve">. Para além disso na </w:t>
-      </w:r>
-      <w:r>
-        <w:rPr>
-          <w:sz w:val="28"/>
-          <w:szCs w:val="28"/>
-        </w:rPr>
-        <w:t>história</w:t>
-      </w:r>
-      <w:r>
-        <w:rPr>
-          <w:sz w:val="28"/>
-          <w:szCs w:val="28"/>
-        </w:rPr>
-        <w:t xml:space="preserve"> há duas figuras importantes: Fisher Tiger e Queen </w:t>
-      </w:r>
-      <w:proofErr w:type="spellStart"/>
-      <w:r>
-        <w:rPr>
-          <w:sz w:val="28"/>
-          <w:szCs w:val="28"/>
-        </w:rPr>
-        <w:t>Otohime</w:t>
-      </w:r>
-      <w:proofErr w:type="spellEnd"/>
-      <w:r>
-        <w:rPr>
-          <w:sz w:val="28"/>
-          <w:szCs w:val="28"/>
-        </w:rPr>
-        <w:t xml:space="preserve">, que representam </w:t>
-      </w:r>
-      <w:r>
-        <w:rPr>
-          <w:sz w:val="28"/>
-          <w:szCs w:val="28"/>
-        </w:rPr>
-        <w:t>líderes</w:t>
-      </w:r>
-      <w:r>
-        <w:rPr>
-          <w:sz w:val="28"/>
-          <w:szCs w:val="28"/>
-        </w:rPr>
-        <w:t xml:space="preserve"> famosos de movimentos negros, Malcolm X e </w:t>
-      </w:r>
-      <w:r>
-        <w:rPr>
-          <w:sz w:val="28"/>
-          <w:szCs w:val="28"/>
-        </w:rPr>
-        <w:t>Martin Luther King respectivamente. Ambos têm suas visões de como os homens-peixe tem que se impor em relação a força opressora (no caso do anime os humanos).</w:t>
+    </w:p>
+    <w:p>
+      <w:pPr>
+        <w:pStyle w:val="PargrafodaLista"/>
+        <w:ind w:firstLine="696"/>
+        <w:rPr>
+          <w:sz w:val="28"/>
+          <w:szCs w:val="28"/>
+        </w:rPr>
+      </w:pPr>
+      <w:r>
+        <w:rPr>
+          <w:sz w:val="28"/>
+          <w:szCs w:val="28"/>
+        </w:rPr>
+        <w:t>Trazendo estes elementos reais</w:t>
+      </w:r>
+      <w:r>
+        <w:rPr>
+          <w:sz w:val="28"/>
+          <w:szCs w:val="28"/>
+        </w:rPr>
+        <w:t xml:space="preserve">, </w:t>
+      </w:r>
+      <w:r>
+        <w:rPr>
+          <w:sz w:val="28"/>
+          <w:szCs w:val="28"/>
+        </w:rPr>
+        <w:t xml:space="preserve">Oda traz para a obra de ficção um tom mais sombrio, porém mais real o que faz com que o leitor possa sentir a verdade por </w:t>
+      </w:r>
+      <w:r>
+        <w:rPr>
+          <w:sz w:val="28"/>
+          <w:szCs w:val="28"/>
+        </w:rPr>
+        <w:t>trás</w:t>
+      </w:r>
+      <w:r>
+        <w:rPr>
+          <w:sz w:val="28"/>
+          <w:szCs w:val="28"/>
+        </w:rPr>
+        <w:t xml:space="preserve"> da obra e relacionar as </w:t>
+      </w:r>
+      <w:r>
+        <w:rPr>
+          <w:sz w:val="28"/>
+          <w:szCs w:val="28"/>
+        </w:rPr>
+        <w:t>histórias</w:t>
+      </w:r>
+      <w:r>
+        <w:rPr>
+          <w:sz w:val="28"/>
+          <w:szCs w:val="28"/>
+        </w:rPr>
+        <w:t xml:space="preserve"> de perdas e superações com suas próprias vivencias.</w:t>
+      </w:r>
+    </w:p>
+    <w:p>
+      <w:pPr>
+        <w:pStyle w:val="PargrafodaLista"/>
+        <w:ind w:firstLine="696"/>
+        <w:rPr>
+          <w:sz w:val="28"/>
+          <w:szCs w:val="28"/>
+        </w:rPr>
+      </w:pPr>
+      <w:r>
+        <w:rPr>
+          <w:sz w:val="28"/>
+          <w:szCs w:val="28"/>
+        </w:rPr>
+        <w:t>Tendo uma habilidade de trazer o leitor para dentro da obra, é normal notar que a popularidade de One Piece é cada vez maior, saindo em divers</w:t>
+      </w:r>
+      <w:r>
+        <w:rPr>
+          <w:sz w:val="28"/>
+          <w:szCs w:val="28"/>
+        </w:rPr>
+        <w:t>os segmentos midiáticos como por exemplo o Live Action produzido pela Netflix</w:t>
+      </w:r>
+      <w:r>
+        <w:rPr>
+          <w:sz w:val="28"/>
+          <w:szCs w:val="28"/>
+        </w:rPr>
+        <w:t xml:space="preserve">, </w:t>
+      </w:r>
+      <w:r>
+        <w:rPr>
+          <w:sz w:val="28"/>
+          <w:szCs w:val="28"/>
+        </w:rPr>
+        <w:t>onde a</w:t>
+      </w:r>
+      <w:r>
+        <w:rPr>
+          <w:sz w:val="28"/>
+          <w:szCs w:val="28"/>
+        </w:rPr>
+        <w:t xml:space="preserve"> primeira temporada da série live-action de One Piece ficou em primeiro lugar como a mais assistida em 93 países</w:t>
       </w:r>
       <w:r>
         <w:rPr>
@@ -913,133 +864,6 @@
         </w:rPr>
         <w:t xml:space="preserve"> </w:t>
       </w:r>
-    </w:p>
-    <w:p>
-      <w:pPr>
-        <w:pStyle w:val="PargrafodaLista"/>
-        <w:ind w:firstLine="696"/>
-        <w:rPr>
-          <w:sz w:val="28"/>
-          <w:szCs w:val="28"/>
-        </w:rPr>
-      </w:pPr>
-      <w:r>
-        <w:rPr>
-          <w:sz w:val="28"/>
-          <w:szCs w:val="28"/>
-        </w:rPr>
-        <w:t>Trazendo estes elementos reais</w:t>
-      </w:r>
-      <w:r>
-        <w:rPr>
-          <w:sz w:val="28"/>
-          <w:szCs w:val="28"/>
-        </w:rPr>
-        <w:t xml:space="preserve">, </w:t>
-      </w:r>
-      <w:r>
-        <w:rPr>
-          <w:sz w:val="28"/>
-          <w:szCs w:val="28"/>
-        </w:rPr>
-        <w:t xml:space="preserve">Oda traz para a obra de ficção um tom mais sombrio, porém mais real o que faz com que o leitor possa sentir a verdade por </w:t>
-      </w:r>
-      <w:r>
-        <w:rPr>
-          <w:sz w:val="28"/>
-          <w:szCs w:val="28"/>
-        </w:rPr>
-        <w:t>trás</w:t>
-      </w:r>
-      <w:r>
-        <w:rPr>
-          <w:sz w:val="28"/>
-          <w:szCs w:val="28"/>
-        </w:rPr>
-        <w:t xml:space="preserve"> da obra e relacionar as </w:t>
-      </w:r>
-      <w:r>
-        <w:rPr>
-          <w:sz w:val="28"/>
-          <w:szCs w:val="28"/>
-        </w:rPr>
-        <w:t>histórias</w:t>
-      </w:r>
-      <w:r>
-        <w:rPr>
-          <w:sz w:val="28"/>
-          <w:szCs w:val="28"/>
-        </w:rPr>
-        <w:t xml:space="preserve"> de perdas e superações com suas próprias vivencias.</w:t>
-      </w:r>
-    </w:p>
-    <w:p>
-      <w:pPr>
-        <w:pStyle w:val="PargrafodaLista"/>
-        <w:ind w:firstLine="696"/>
-        <w:rPr>
-          <w:sz w:val="28"/>
-          <w:szCs w:val="28"/>
-        </w:rPr>
-      </w:pPr>
-      <w:r>
-        <w:rPr>
-          <w:sz w:val="28"/>
-          <w:szCs w:val="28"/>
-        </w:rPr>
-        <w:t>Tendo uma habilidade de trazer o leitor para dentro da obra, é normal notar que a popularidade de One Piece é cada vez maior, saindo em divers</w:t>
-      </w:r>
-      <w:r>
-        <w:rPr>
-          <w:sz w:val="28"/>
-          <w:szCs w:val="28"/>
-        </w:rPr>
-        <w:t xml:space="preserve">os segmentos midiáticos como por exemplo o Live </w:t>
-      </w:r>
-      <w:proofErr w:type="spellStart"/>
-      <w:r>
-        <w:rPr>
-          <w:sz w:val="28"/>
-          <w:szCs w:val="28"/>
-        </w:rPr>
-        <w:t>Action</w:t>
-      </w:r>
-      <w:proofErr w:type="spellEnd"/>
-      <w:r>
-        <w:rPr>
-          <w:sz w:val="28"/>
-          <w:szCs w:val="28"/>
-        </w:rPr>
-        <w:t xml:space="preserve"> produzido pela Netflix</w:t>
-      </w:r>
-      <w:r>
-        <w:rPr>
-          <w:sz w:val="28"/>
-          <w:szCs w:val="28"/>
-        </w:rPr>
-        <w:t xml:space="preserve">, </w:t>
-      </w:r>
-      <w:r>
-        <w:rPr>
-          <w:sz w:val="28"/>
-          <w:szCs w:val="28"/>
-        </w:rPr>
-        <w:t>onde a</w:t>
-      </w:r>
-      <w:r>
-        <w:rPr>
-          <w:sz w:val="28"/>
-          <w:szCs w:val="28"/>
-        </w:rPr>
-        <w:t xml:space="preserve"> primeira temporada da série live-action de One Piece ficou em primeiro lugar como a mais assistida em 93 países</w:t>
-      </w:r>
-      <w:r>
-        <w:rPr>
-          <w:sz w:val="28"/>
-          <w:szCs w:val="28"/>
-        </w:rPr>
-        <w:t xml:space="preserve"> </w:t>
-      </w:r>
       <w:r>
         <w:rPr>
           <w:sz w:val="28"/>
@@ -1052,17 +876,8 @@
           <w:sz w:val="28"/>
           <w:szCs w:val="28"/>
         </w:rPr>
-        <w:t xml:space="preserve"> em </w:t>
-      </w:r>
-      <w:proofErr w:type="spellStart"/>
-      <w:r>
-        <w:rPr>
-          <w:sz w:val="28"/>
-          <w:szCs w:val="28"/>
-        </w:rPr>
-        <w:t>collabs</w:t>
-      </w:r>
-      <w:proofErr w:type="spellEnd"/>
+        <w:t xml:space="preserve"> em collabs</w:t>
+      </w:r>
       <w:r>
         <w:rPr>
           <w:sz w:val="28"/>
@@ -1244,37 +1059,12 @@
         </w:rPr>
         <w:t xml:space="preserve">Figura 1– </w:t>
       </w:r>
-      <w:proofErr w:type="spellStart"/>
-      <w:r>
-        <w:rPr>
-          <w:sz w:val="28"/>
-          <w:szCs w:val="28"/>
-        </w:rPr>
-        <w:t>One</w:t>
-      </w:r>
-      <w:proofErr w:type="spellEnd"/>
-      <w:r>
-        <w:rPr>
-          <w:sz w:val="28"/>
-          <w:szCs w:val="28"/>
-        </w:rPr>
-        <w:t xml:space="preserve"> Piece Live </w:t>
-      </w:r>
-      <w:proofErr w:type="spellStart"/>
-      <w:r>
-        <w:rPr>
-          <w:sz w:val="28"/>
-          <w:szCs w:val="28"/>
-        </w:rPr>
-        <w:t>Action</w:t>
-      </w:r>
-      <w:proofErr w:type="spellEnd"/>
-      <w:r>
-        <w:rPr>
-          <w:sz w:val="28"/>
-          <w:szCs w:val="28"/>
-        </w:rPr>
-        <w:t xml:space="preserve"> produzido pela Netflix</w:t>
+      <w:r>
+        <w:rPr>
+          <w:sz w:val="28"/>
+          <w:szCs w:val="28"/>
+        </w:rPr>
+        <w:t>One Piece Live Action produzido pela Netflix</w:t>
       </w:r>
     </w:p>
     <w:p>
@@ -1373,37 +1163,12 @@
         </w:rPr>
         <w:t xml:space="preserve">Figura 2- </w:t>
       </w:r>
-      <w:proofErr w:type="spellStart"/>
-      <w:r>
-        <w:rPr>
-          <w:sz w:val="28"/>
-          <w:szCs w:val="28"/>
-        </w:rPr>
-        <w:t>One</w:t>
-      </w:r>
-      <w:proofErr w:type="spellEnd"/>
-      <w:r>
-        <w:rPr>
-          <w:sz w:val="28"/>
-          <w:szCs w:val="28"/>
-        </w:rPr>
-        <w:t xml:space="preserve"> Piece </w:t>
-      </w:r>
-      <w:proofErr w:type="spellStart"/>
-      <w:r>
-        <w:rPr>
-          <w:sz w:val="28"/>
-          <w:szCs w:val="28"/>
-        </w:rPr>
-        <w:t>collab</w:t>
-      </w:r>
-      <w:proofErr w:type="spellEnd"/>
-      <w:r>
-        <w:rPr>
-          <w:sz w:val="28"/>
-          <w:szCs w:val="28"/>
-        </w:rPr>
-        <w:t xml:space="preserve"> com Lakers</w:t>
+      <w:r>
+        <w:rPr>
+          <w:sz w:val="28"/>
+          <w:szCs w:val="28"/>
+        </w:rPr>
+        <w:t>One Piece collab com Lakers</w:t>
       </w:r>
     </w:p>
     <w:p>
@@ -1682,23 +1447,7 @@
           <w:sz w:val="28"/>
           <w:szCs w:val="28"/>
         </w:rPr>
-        <w:t xml:space="preserve">dos personagens, sendo a primeira que mais me marcou foi a do </w:t>
-      </w:r>
-      <w:proofErr w:type="spellStart"/>
-      <w:r>
-        <w:rPr>
-          <w:sz w:val="28"/>
-          <w:szCs w:val="28"/>
-        </w:rPr>
-        <w:t>Chopper</w:t>
-      </w:r>
-      <w:proofErr w:type="spellEnd"/>
-      <w:r>
-        <w:rPr>
-          <w:sz w:val="28"/>
-          <w:szCs w:val="28"/>
-        </w:rPr>
-        <w:t xml:space="preserve">, resumidamente, é a </w:t>
+        <w:t xml:space="preserve">dos personagens, sendo a primeira que mais me marcou foi a do Chopper, resumidamente, é a </w:t>
       </w:r>
       <w:r>
         <w:rPr>
@@ -1747,54 +1496,22 @@
           <w:sz w:val="28"/>
           <w:szCs w:val="28"/>
         </w:rPr>
+        <w:t xml:space="preserve"> Hito Hito no Mi</w:t>
+      </w:r>
+      <w:r>
+        <w:rPr>
+          <w:sz w:val="28"/>
+          <w:szCs w:val="28"/>
+        </w:rPr>
+        <w:t xml:space="preserve"> (A fruta do humano)</w:t>
+      </w:r>
+      <w:r>
+        <w:rPr>
+          <w:sz w:val="28"/>
+          <w:szCs w:val="28"/>
+        </w:rPr>
         <w:t xml:space="preserve"> </w:t>
       </w:r>
-      <w:proofErr w:type="spellStart"/>
-      <w:r>
-        <w:rPr>
-          <w:sz w:val="28"/>
-          <w:szCs w:val="28"/>
-        </w:rPr>
-        <w:t>Hito</w:t>
-      </w:r>
-      <w:proofErr w:type="spellEnd"/>
-      <w:r>
-        <w:rPr>
-          <w:sz w:val="28"/>
-          <w:szCs w:val="28"/>
-        </w:rPr>
-        <w:t xml:space="preserve"> </w:t>
-      </w:r>
-      <w:proofErr w:type="spellStart"/>
-      <w:r>
-        <w:rPr>
-          <w:sz w:val="28"/>
-          <w:szCs w:val="28"/>
-        </w:rPr>
-        <w:t>Hito</w:t>
-      </w:r>
-      <w:proofErr w:type="spellEnd"/>
-      <w:r>
-        <w:rPr>
-          <w:sz w:val="28"/>
-          <w:szCs w:val="28"/>
-        </w:rPr>
-        <w:t xml:space="preserve"> no Mi</w:t>
-      </w:r>
-      <w:r>
-        <w:rPr>
-          <w:sz w:val="28"/>
-          <w:szCs w:val="28"/>
-        </w:rPr>
-        <w:t xml:space="preserve"> (A fruta do humano)</w:t>
-      </w:r>
-      <w:r>
-        <w:rPr>
-          <w:sz w:val="28"/>
-          <w:szCs w:val="28"/>
-        </w:rPr>
-        <w:t xml:space="preserve"> </w:t>
-      </w:r>
       <w:r>
         <w:rPr>
           <w:sz w:val="28"/>
@@ -1807,23 +1524,7 @@
           <w:sz w:val="28"/>
           <w:szCs w:val="28"/>
         </w:rPr>
-        <w:t xml:space="preserve">, este foi expulso da matilha. Após uma tentativa falha de </w:t>
-      </w:r>
-      <w:proofErr w:type="spellStart"/>
-      <w:r>
-        <w:rPr>
-          <w:sz w:val="28"/>
-          <w:szCs w:val="28"/>
-        </w:rPr>
-        <w:t>Chopper</w:t>
-      </w:r>
-      <w:proofErr w:type="spellEnd"/>
-      <w:r>
-        <w:rPr>
-          <w:sz w:val="28"/>
-          <w:szCs w:val="28"/>
-        </w:rPr>
-        <w:t xml:space="preserve"> de se comunicar com os humanos por conta do medo destes, o personagem passa um tempo </w:t>
+        <w:t xml:space="preserve">, este foi expulso da matilha. Após uma tentativa falha de Chopper de se comunicar com os humanos por conta do medo destes, o personagem passa um tempo </w:t>
       </w:r>
       <w:r>
         <w:rPr>
@@ -1859,23 +1560,7 @@
           <w:sz w:val="28"/>
           <w:szCs w:val="28"/>
         </w:rPr>
-        <w:t xml:space="preserve"> ótica que os outros tem deles, onde o </w:t>
-      </w:r>
-      <w:proofErr w:type="spellStart"/>
-      <w:r>
-        <w:rPr>
-          <w:sz w:val="28"/>
-          <w:szCs w:val="28"/>
-        </w:rPr>
-        <w:t>Chopper</w:t>
-      </w:r>
-      <w:proofErr w:type="spellEnd"/>
-      <w:r>
-        <w:rPr>
-          <w:sz w:val="28"/>
-          <w:szCs w:val="28"/>
-        </w:rPr>
-        <w:t xml:space="preserve"> é tratado como um monstro e o pai como um médico fajuto.</w:t>
+        <w:t xml:space="preserve"> ótica que os outros tem deles, onde o Chopper é tratado como um monstro e o pai como um médico fajuto.</w:t>
       </w:r>
     </w:p>
     <w:p>
@@ -1891,39 +1576,14 @@
           <w:sz w:val="28"/>
           <w:szCs w:val="28"/>
         </w:rPr>
-        <w:t xml:space="preserve">No desenrolar da </w:t>
-      </w:r>
-      <w:proofErr w:type="spellStart"/>
-      <w:r>
-        <w:rPr>
-          <w:sz w:val="28"/>
-          <w:szCs w:val="28"/>
-        </w:rPr>
-        <w:t>backstorie</w:t>
-      </w:r>
-      <w:proofErr w:type="spellEnd"/>
-      <w:r>
-        <w:rPr>
-          <w:sz w:val="28"/>
-          <w:szCs w:val="28"/>
-        </w:rPr>
-        <w:t xml:space="preserve"> </w:t>
-      </w:r>
-      <w:proofErr w:type="spellStart"/>
-      <w:r>
-        <w:rPr>
-          <w:sz w:val="28"/>
-          <w:szCs w:val="28"/>
-        </w:rPr>
-        <w:t>Chopper</w:t>
-      </w:r>
-      <w:proofErr w:type="spellEnd"/>
-      <w:r>
-        <w:rPr>
-          <w:sz w:val="28"/>
-          <w:szCs w:val="28"/>
-        </w:rPr>
-        <w:t xml:space="preserve"> acaba perdendo seu pai </w:t>
+        <w:t>No desenrolar da backstorie</w:t>
+      </w:r>
+      <w:r>
+        <w:rPr>
+          <w:sz w:val="28"/>
+          <w:szCs w:val="28"/>
+        </w:rPr>
+        <w:t xml:space="preserve"> Chopper acaba perdendo seu pai </w:t>
       </w:r>
       <w:r>
         <w:rPr>
@@ -2044,23 +1704,7 @@
           <w:sz w:val="28"/>
           <w:szCs w:val="28"/>
         </w:rPr>
-        <w:t xml:space="preserve"> por exemplo as palavras do pai de </w:t>
-      </w:r>
-      <w:proofErr w:type="spellStart"/>
-      <w:r>
-        <w:rPr>
-          <w:sz w:val="28"/>
-          <w:szCs w:val="28"/>
-        </w:rPr>
-        <w:t>Chopper</w:t>
-      </w:r>
-      <w:proofErr w:type="spellEnd"/>
-      <w:r>
-        <w:rPr>
-          <w:sz w:val="28"/>
-          <w:szCs w:val="28"/>
-        </w:rPr>
-        <w:t xml:space="preserve"> sempre me fazem lembrar meu primo que perdi aos 13 anos</w:t>
+        <w:t xml:space="preserve"> por exemplo as palavras do pai de Chopper sempre me fazem lembrar meu primo que perdi aos 13 anos</w:t>
       </w:r>
       <w:r>
         <w:rPr>
@@ -2472,7 +2116,6 @@
         </w:rPr>
         <w:t xml:space="preserve"> com cada facção Marinha, </w:t>
       </w:r>
-      <w:proofErr w:type="gramStart"/>
       <w:r>
         <w:rPr>
           <w:sz w:val="28"/>
@@ -2485,15 +2128,7 @@
           <w:sz w:val="28"/>
           <w:szCs w:val="28"/>
         </w:rPr>
-        <w:t xml:space="preserve"> ou Piratas</w:t>
-      </w:r>
-      <w:proofErr w:type="gramEnd"/>
-      <w:r>
-        <w:rPr>
-          <w:sz w:val="28"/>
-          <w:szCs w:val="28"/>
-        </w:rPr>
-        <w:t xml:space="preserve"> trazendo assim </w:t>
+        <w:t xml:space="preserve"> ou Piratas trazendo assim </w:t>
       </w:r>
       <w:r>
         <w:rPr>
@@ -2558,14 +2193,6 @@
         </w:rPr>
         <w:t xml:space="preserve"> das questões abordadas pelo autor.</w:t>
       </w:r>
-    </w:p>
-    <w:p>
-      <w:pPr>
-        <w:rPr>
-          <w:sz w:val="28"/>
-          <w:szCs w:val="28"/>
-        </w:rPr>
-      </w:pPr>
     </w:p>
     <w:p>
       <w:pPr>
@@ -2591,7 +2218,7 @@
           <w:sz w:val="32"/>
           <w:szCs w:val="32"/>
         </w:rPr>
-        <w:t>4.</w:t>
+        <w:t>4.SocioEmocional</w:t>
       </w:r>
       <w:r>
         <w:rPr>
@@ -2600,15 +2227,546 @@
           <w:sz w:val="32"/>
           <w:szCs w:val="32"/>
         </w:rPr>
-        <w:t>Escopo</w:t>
-      </w:r>
-      <w:r>
+        <w:t>:</w:t>
+      </w:r>
+    </w:p>
+    <w:p>
+      <w:pPr>
+        <w:pStyle w:val="PargrafodaLista"/>
+        <w:numPr>
+          <w:ilvl w:val="0"/>
+          <w:numId w:val="1"/>
+        </w:numPr>
+        <w:rPr>
+          <w:sz w:val="28"/>
+          <w:szCs w:val="28"/>
+        </w:rPr>
+      </w:pPr>
+      <w:r>
+        <w:rPr>
+          <w:sz w:val="28"/>
+          <w:szCs w:val="28"/>
+        </w:rPr>
+        <w:t xml:space="preserve">Quando </w:t>
+      </w:r>
+      <w:r>
+        <w:rPr>
+          <w:sz w:val="28"/>
+          <w:szCs w:val="28"/>
+        </w:rPr>
+        <w:t>O</w:t>
+      </w:r>
+      <w:r>
+        <w:rPr>
+          <w:sz w:val="28"/>
+          <w:szCs w:val="28"/>
+        </w:rPr>
+        <w:t>ne piece entrou na minha vida?</w:t>
+      </w:r>
+    </w:p>
+    <w:p>
+      <w:pPr>
+        <w:ind w:firstLine="708"/>
+        <w:rPr>
+          <w:sz w:val="28"/>
+          <w:szCs w:val="28"/>
+        </w:rPr>
+      </w:pPr>
+      <w:r>
+        <w:rPr>
+          <w:sz w:val="28"/>
+          <w:szCs w:val="28"/>
+        </w:rPr>
+        <w:t xml:space="preserve">O anime </w:t>
+      </w:r>
+      <w:r>
+        <w:rPr>
+          <w:sz w:val="28"/>
+          <w:szCs w:val="28"/>
+        </w:rPr>
+        <w:t>O</w:t>
+      </w:r>
+      <w:r>
+        <w:rPr>
+          <w:sz w:val="28"/>
+          <w:szCs w:val="28"/>
+        </w:rPr>
+        <w:t>ne piece entrou na minha vida em 2018, quando um amigo me apresentou</w:t>
+      </w:r>
+      <w:r>
+        <w:rPr>
+          <w:sz w:val="28"/>
+          <w:szCs w:val="28"/>
+        </w:rPr>
+        <w:t xml:space="preserve"> a obra, e de começo tive uma resistência a assistir por pensar que se tratava de uma anime mais infanti</w:t>
+      </w:r>
+      <w:r>
+        <w:rPr>
+          <w:sz w:val="28"/>
+          <w:szCs w:val="28"/>
+        </w:rPr>
+        <w:t xml:space="preserve">lizado, porém após ver alguns cortes e ter uma </w:t>
+      </w:r>
+      <w:r>
+        <w:rPr>
+          <w:sz w:val="28"/>
+          <w:szCs w:val="28"/>
+        </w:rPr>
+        <w:t>parte da historia contada para mim, mesmo que pequen</w:t>
+      </w:r>
+      <w:r>
+        <w:rPr>
+          <w:sz w:val="28"/>
+          <w:szCs w:val="28"/>
+        </w:rPr>
+        <w:t>a</w:t>
+      </w:r>
+      <w:r>
+        <w:rPr>
+          <w:sz w:val="28"/>
+          <w:szCs w:val="28"/>
+        </w:rPr>
+        <w:t xml:space="preserve"> por se tratar de um anime com mais de 1000 </w:t>
+      </w:r>
+      <w:r>
+        <w:rPr>
+          <w:sz w:val="28"/>
+          <w:szCs w:val="28"/>
+        </w:rPr>
+        <w:t>episódios</w:t>
+      </w:r>
+      <w:r>
+        <w:rPr>
+          <w:sz w:val="28"/>
+          <w:szCs w:val="28"/>
+        </w:rPr>
+        <w:t xml:space="preserve"> (na época 800)</w:t>
+      </w:r>
+      <w:r>
+        <w:rPr>
+          <w:sz w:val="28"/>
+          <w:szCs w:val="28"/>
+        </w:rPr>
+        <w:t>,</w:t>
+      </w:r>
+      <w:r>
+        <w:rPr>
+          <w:sz w:val="28"/>
+          <w:szCs w:val="28"/>
+        </w:rPr>
+        <w:t xml:space="preserve"> consegui ver o apelo, principalmente na parte emocional e </w:t>
+      </w:r>
+      <w:r>
+        <w:rPr>
+          <w:sz w:val="28"/>
+          <w:szCs w:val="28"/>
+        </w:rPr>
+        <w:t>de trazer questões reais na narrativa.</w:t>
+      </w:r>
+    </w:p>
+    <w:p>
+      <w:pPr>
+        <w:ind w:firstLine="708"/>
+        <w:rPr>
+          <w:sz w:val="28"/>
+          <w:szCs w:val="28"/>
+        </w:rPr>
+      </w:pPr>
+      <w:r>
+        <w:rPr>
+          <w:sz w:val="28"/>
+          <w:szCs w:val="28"/>
+        </w:rPr>
+        <w:t xml:space="preserve">A partir daí comecei na jornada junto aos personagens e gostei tanto que até hoje acompanho os lançamentos, já vi </w:t>
+      </w:r>
+      <w:r>
+        <w:rPr>
+          <w:sz w:val="28"/>
+          <w:szCs w:val="28"/>
+        </w:rPr>
+        <w:t xml:space="preserve">três vezes a </w:t>
+      </w:r>
+      <w:r>
+        <w:rPr>
+          <w:sz w:val="28"/>
+          <w:szCs w:val="28"/>
+        </w:rPr>
+        <w:t>o</w:t>
+      </w:r>
+      <w:r>
+        <w:rPr>
+          <w:sz w:val="28"/>
+          <w:szCs w:val="28"/>
+        </w:rPr>
+        <w:t xml:space="preserve">bra toda </w:t>
+      </w:r>
+      <w:r>
+        <w:rPr>
+          <w:sz w:val="28"/>
+          <w:szCs w:val="28"/>
+        </w:rPr>
+        <w:t>e</w:t>
+      </w:r>
+      <w:r>
+        <w:rPr>
+          <w:sz w:val="28"/>
+          <w:szCs w:val="28"/>
+        </w:rPr>
+        <w:t xml:space="preserve"> fiz quatro tatuagens de personagens que me identifico.</w:t>
+      </w:r>
+      <w:r>
+        <w:rPr>
+          <w:sz w:val="28"/>
+          <w:szCs w:val="28"/>
+        </w:rPr>
+        <w:t xml:space="preserve"> Quando nos foi apresentada a proposta do projeto, foi a primeira coisa que venho na minha mente</w:t>
+      </w:r>
+      <w:r>
+        <w:rPr>
+          <w:sz w:val="28"/>
+          <w:szCs w:val="28"/>
+        </w:rPr>
+        <w:t xml:space="preserve"> por se tratar de algo que está presente de forma muito ativa desde 2018 até os dias de hoje.</w:t>
+      </w:r>
+    </w:p>
+    <w:p>
+      <w:pPr>
+        <w:pStyle w:val="PargrafodaLista"/>
+        <w:numPr>
+          <w:ilvl w:val="0"/>
+          <w:numId w:val="1"/>
+        </w:numPr>
+        <w:rPr>
+          <w:sz w:val="28"/>
+          <w:szCs w:val="28"/>
+        </w:rPr>
+      </w:pPr>
+      <w:r>
+        <w:rPr>
+          <w:sz w:val="28"/>
+          <w:szCs w:val="28"/>
+        </w:rPr>
+        <w:t>Qual foi a maior dificuldade?</w:t>
+      </w:r>
+    </w:p>
+    <w:p>
+      <w:pPr>
+        <w:ind w:left="360" w:firstLine="348"/>
+        <w:rPr>
+          <w:sz w:val="28"/>
+          <w:szCs w:val="28"/>
+        </w:rPr>
+      </w:pPr>
+      <w:r>
+        <w:rPr>
+          <w:sz w:val="28"/>
+          <w:szCs w:val="28"/>
+        </w:rPr>
+        <w:t xml:space="preserve">A maior dificuldade que passei e </w:t>
+      </w:r>
+      <w:r>
+        <w:rPr>
+          <w:sz w:val="28"/>
+          <w:szCs w:val="28"/>
+        </w:rPr>
+        <w:t>O</w:t>
+      </w:r>
+      <w:r>
+        <w:rPr>
+          <w:sz w:val="28"/>
+          <w:szCs w:val="28"/>
+        </w:rPr>
+        <w:t xml:space="preserve">ne piece me acompanhou foi exatamente na época </w:t>
+      </w:r>
+      <w:r>
+        <w:rPr>
+          <w:sz w:val="28"/>
+          <w:szCs w:val="28"/>
+        </w:rPr>
+        <w:t>em que</w:t>
+      </w:r>
+      <w:r>
+        <w:rPr>
+          <w:sz w:val="28"/>
+          <w:szCs w:val="28"/>
+        </w:rPr>
+        <w:t xml:space="preserve"> comecei, pois foi uma época que tive </w:t>
+      </w:r>
+      <w:r>
+        <w:rPr>
+          <w:sz w:val="28"/>
+          <w:szCs w:val="28"/>
+        </w:rPr>
+        <w:lastRenderedPageBreak/>
+        <w:t>depressão</w:t>
+      </w:r>
+      <w:r>
+        <w:rPr>
+          <w:sz w:val="28"/>
+          <w:szCs w:val="28"/>
+        </w:rPr>
+        <w:t>, onde deixei de falar com muitas pessoas e fazer muitas coisas que gostava, tendo um episodio onde ficava mais na cama</w:t>
+      </w:r>
+      <w:r>
+        <w:rPr>
+          <w:sz w:val="28"/>
+          <w:szCs w:val="28"/>
+        </w:rPr>
+        <w:t xml:space="preserve"> e tive que ter acompanhamento psicológico pois também</w:t>
+      </w:r>
+      <w:r>
+        <w:rPr>
+          <w:sz w:val="28"/>
+          <w:szCs w:val="28"/>
+        </w:rPr>
+        <w:t xml:space="preserve"> </w:t>
+      </w:r>
+      <w:r>
+        <w:rPr>
+          <w:sz w:val="28"/>
+          <w:szCs w:val="28"/>
+        </w:rPr>
+        <w:t xml:space="preserve">tive pensamentos suicidas, e o anime me acompanhou nesta fase da vida sendo bem importante pra mim tanto para conseguir </w:t>
+      </w:r>
+      <w:r>
+        <w:rPr>
+          <w:sz w:val="28"/>
+          <w:szCs w:val="28"/>
+        </w:rPr>
+        <w:t>sair dessa fase, tanto qu</w:t>
+      </w:r>
+      <w:r>
+        <w:rPr>
+          <w:sz w:val="28"/>
+          <w:szCs w:val="28"/>
+        </w:rPr>
+        <w:t>a</w:t>
+      </w:r>
+      <w:r>
+        <w:rPr>
+          <w:sz w:val="28"/>
+          <w:szCs w:val="28"/>
+        </w:rPr>
+        <w:t>nto para me tornar quem sou hoje.</w:t>
+      </w:r>
+    </w:p>
+    <w:p>
+      <w:pPr>
+        <w:pStyle w:val="PargrafodaLista"/>
+        <w:numPr>
+          <w:ilvl w:val="0"/>
+          <w:numId w:val="1"/>
+        </w:numPr>
+        <w:rPr>
+          <w:sz w:val="28"/>
+          <w:szCs w:val="28"/>
+        </w:rPr>
+      </w:pPr>
+      <w:r>
+        <w:rPr>
+          <w:sz w:val="28"/>
+          <w:szCs w:val="28"/>
+        </w:rPr>
+        <w:t>Qual foi a maior superação na realização deste desafio?</w:t>
+      </w:r>
+    </w:p>
+    <w:p>
+      <w:pPr>
+        <w:ind w:left="360" w:firstLine="348"/>
+        <w:rPr>
+          <w:sz w:val="28"/>
+          <w:szCs w:val="28"/>
+        </w:rPr>
+      </w:pPr>
+      <w:r>
+        <w:rPr>
+          <w:sz w:val="28"/>
+          <w:szCs w:val="28"/>
+        </w:rPr>
+        <w:t xml:space="preserve">A maior superação na realização deste desafio foi conseguir me curar desta doença que envolve vários estigmas e poder olhar pra </w:t>
+      </w:r>
+      <w:r>
+        <w:rPr>
+          <w:sz w:val="28"/>
+          <w:szCs w:val="28"/>
+        </w:rPr>
+        <w:t>trás</w:t>
+      </w:r>
+      <w:r>
+        <w:rPr>
+          <w:sz w:val="28"/>
+          <w:szCs w:val="28"/>
+        </w:rPr>
+        <w:t xml:space="preserve"> hoje e compreender de onde veio estes sentimentos </w:t>
+      </w:r>
+      <w:r>
+        <w:rPr>
+          <w:sz w:val="28"/>
+          <w:szCs w:val="28"/>
+        </w:rPr>
+        <w:t>e</w:t>
+      </w:r>
+      <w:r>
+        <w:rPr>
+          <w:sz w:val="28"/>
+          <w:szCs w:val="28"/>
+        </w:rPr>
+        <w:t xml:space="preserve"> com a psicologia, conseguir lutar para não voltar para esse mesmo local. Porém a obra </w:t>
+      </w:r>
+      <w:r>
+        <w:rPr>
+          <w:sz w:val="28"/>
+          <w:szCs w:val="28"/>
+        </w:rPr>
+        <w:t>O</w:t>
+      </w:r>
+      <w:r>
+        <w:rPr>
+          <w:sz w:val="28"/>
+          <w:szCs w:val="28"/>
+        </w:rPr>
+        <w:t xml:space="preserve">ne piece teve grande influencia nisso pois, durante uma época era a única coisa que me deixava feliz e animado para continuar vivendo e vivenciando o anime, </w:t>
+      </w:r>
+      <w:r>
+        <w:rPr>
+          <w:sz w:val="28"/>
+          <w:szCs w:val="28"/>
+        </w:rPr>
+        <w:t>também</w:t>
+      </w:r>
+      <w:r>
+        <w:rPr>
+          <w:sz w:val="28"/>
+          <w:szCs w:val="28"/>
+        </w:rPr>
+        <w:t xml:space="preserve"> por tratar de questões reais o personagem principal Luffy me inspirou muito com seu jeito de levar a vida prezando a liberdade, fazer as coisas que sonhamos independente do resultado ou de julgamentos</w:t>
+      </w:r>
+      <w:r>
+        <w:rPr>
+          <w:sz w:val="28"/>
+          <w:szCs w:val="28"/>
+        </w:rPr>
+        <w:t>, o apreço pelos amigos que estão com você e se importam com você que era algo difícil de ver na época</w:t>
+      </w:r>
+      <w:r>
+        <w:rPr>
+          <w:sz w:val="28"/>
+          <w:szCs w:val="28"/>
+        </w:rPr>
+        <w:t xml:space="preserve">, além de que por uma época </w:t>
+      </w:r>
+      <w:r>
+        <w:rPr>
+          <w:sz w:val="28"/>
+          <w:szCs w:val="28"/>
+        </w:rPr>
+        <w:t>só</w:t>
+      </w:r>
+      <w:r>
+        <w:rPr>
+          <w:sz w:val="28"/>
+          <w:szCs w:val="28"/>
+        </w:rPr>
+        <w:t xml:space="preserve"> continuei vivendo pois tenho uma grande vontade de terminar a obra e ver como </w:t>
+      </w:r>
+      <w:r>
+        <w:rPr>
+          <w:sz w:val="28"/>
+          <w:szCs w:val="28"/>
+        </w:rPr>
+        <w:t>será</w:t>
+      </w:r>
+      <w:r>
+        <w:rPr>
+          <w:sz w:val="28"/>
+          <w:szCs w:val="28"/>
+        </w:rPr>
+        <w:t xml:space="preserve"> o fechamento de todos esses personagens e historia que acompanho</w:t>
+      </w:r>
+      <w:r>
+        <w:rPr>
+          <w:sz w:val="28"/>
+          <w:szCs w:val="28"/>
+        </w:rPr>
+        <w:t xml:space="preserve"> a quase 10 anos.</w:t>
+      </w:r>
+    </w:p>
+    <w:p>
+      <w:pPr>
+        <w:ind w:left="360"/>
+        <w:rPr>
+          <w:sz w:val="28"/>
+          <w:szCs w:val="28"/>
+        </w:rPr>
+      </w:pPr>
+    </w:p>
+    <w:p>
+      <w:pPr>
+        <w:rPr>
+          <w:sz w:val="28"/>
+          <w:szCs w:val="28"/>
+        </w:rPr>
+      </w:pPr>
+    </w:p>
+    <w:p>
+      <w:pPr>
+        <w:rPr>
+          <w:sz w:val="28"/>
+          <w:szCs w:val="28"/>
+        </w:rPr>
+      </w:pPr>
+    </w:p>
+    <w:p>
+      <w:pPr>
+        <w:rPr>
+          <w:sz w:val="28"/>
+          <w:szCs w:val="28"/>
+        </w:rPr>
+      </w:pPr>
+    </w:p>
+    <w:p>
+      <w:pPr>
         <w:rPr>
           <w:b/>
           <w:bCs/>
           <w:sz w:val="32"/>
           <w:szCs w:val="32"/>
         </w:rPr>
+      </w:pPr>
+      <w:r>
+        <w:rPr>
+          <w:b/>
+          <w:bCs/>
+          <w:sz w:val="32"/>
+          <w:szCs w:val="32"/>
+        </w:rPr>
+        <w:t>5</w:t>
+      </w:r>
+      <w:r>
+        <w:rPr>
+          <w:b/>
+          <w:bCs/>
+          <w:sz w:val="32"/>
+          <w:szCs w:val="32"/>
+        </w:rPr>
+        <w:t>.</w:t>
+      </w:r>
+      <w:r>
+        <w:rPr>
+          <w:b/>
+          <w:bCs/>
+          <w:sz w:val="32"/>
+          <w:szCs w:val="32"/>
+        </w:rPr>
+        <w:t>Escopo</w:t>
+      </w:r>
+      <w:r>
+        <w:rPr>
+          <w:b/>
+          <w:bCs/>
+          <w:sz w:val="32"/>
+          <w:szCs w:val="32"/>
+        </w:rPr>
         <w:t>:</w:t>
       </w:r>
     </w:p>
@@ -2686,6 +2844,7 @@
           <w:sz w:val="28"/>
           <w:szCs w:val="28"/>
         </w:rPr>
+        <w:lastRenderedPageBreak/>
         <w:t>Tela Inicial com</w:t>
       </w:r>
       <w:r>
@@ -2713,7 +2872,7 @@
           <w:sz w:val="28"/>
           <w:szCs w:val="28"/>
         </w:rPr>
-        <w:t xml:space="preserve">Tela de cadastro contendo os campos nome, sobrenome, telefone, </w:t>
+        <w:t xml:space="preserve">Tela de cadastro contendo os campos nome, sobrenome, </w:t>
       </w:r>
       <w:r>
         <w:rPr>
@@ -2727,14 +2886,21 @@
           <w:sz w:val="28"/>
           <w:szCs w:val="28"/>
         </w:rPr>
-        <w:t>, senha, confirmar senha e a data de nascimento do usuário.</w:t>
-      </w:r>
-      <w:r>
-        <w:rPr>
-          <w:sz w:val="28"/>
-          <w:szCs w:val="28"/>
-        </w:rPr>
-        <w:t xml:space="preserve"> </w:t>
+        <w:t>, senha</w:t>
+      </w:r>
+      <w:r>
+        <w:rPr>
+          <w:sz w:val="28"/>
+          <w:szCs w:val="28"/>
+        </w:rPr>
+        <w:t xml:space="preserve"> e </w:t>
+      </w:r>
+      <w:r>
+        <w:rPr>
+          <w:sz w:val="28"/>
+          <w:szCs w:val="28"/>
+        </w:rPr>
+        <w:t xml:space="preserve">confirmar senha </w:t>
       </w:r>
     </w:p>
     <w:p>
@@ -2919,7 +3085,6 @@
           <w:sz w:val="28"/>
           <w:szCs w:val="28"/>
         </w:rPr>
-        <w:lastRenderedPageBreak/>
         <w:t>Dashboard</w:t>
       </w:r>
       <w:r>
@@ -2964,7 +3129,16 @@
           <w:sz w:val="32"/>
           <w:szCs w:val="32"/>
         </w:rPr>
-        <w:t>5.</w:t>
+        <w:t>6</w:t>
+      </w:r>
+      <w:r>
+        <w:rPr>
+          <w:b/>
+          <w:bCs/>
+          <w:sz w:val="32"/>
+          <w:szCs w:val="32"/>
+        </w:rPr>
+        <w:t>.</w:t>
       </w:r>
       <w:r>
         <w:rPr>
@@ -3214,7 +3388,15 @@
           <w:sz w:val="32"/>
           <w:szCs w:val="32"/>
         </w:rPr>
-        <w:t>6.</w:t>
+        <w:t>7</w:t>
+      </w:r>
+      <w:r>
+        <w:rPr>
+          <w:b/>
+          <w:sz w:val="32"/>
+          <w:szCs w:val="32"/>
+        </w:rPr>
+        <w:t>.</w:t>
       </w:r>
       <w:r>
         <w:rPr>
@@ -3349,6 +3531,7 @@
           <w:sz w:val="28"/>
           <w:szCs w:val="28"/>
         </w:rPr>
+        <w:lastRenderedPageBreak/>
         <w:t>Responsividade</w:t>
       </w:r>
     </w:p>
@@ -3366,21 +3549,12 @@
           <w:szCs w:val="28"/>
         </w:rPr>
       </w:pPr>
-      <w:proofErr w:type="spellStart"/>
-      <w:r>
-        <w:rPr>
-          <w:sz w:val="28"/>
-          <w:szCs w:val="28"/>
-        </w:rPr>
-        <w:t>Navbar</w:t>
-      </w:r>
-      <w:proofErr w:type="spellEnd"/>
-      <w:r>
-        <w:rPr>
-          <w:sz w:val="28"/>
-          <w:szCs w:val="28"/>
-        </w:rPr>
-        <w:t xml:space="preserve"> com links para acesso </w:t>
+      <w:r>
+        <w:rPr>
+          <w:sz w:val="28"/>
+          <w:szCs w:val="28"/>
+        </w:rPr>
+        <w:t xml:space="preserve">Navbar com links para acesso </w:t>
       </w:r>
       <w:r>
         <w:rPr>
@@ -3583,7 +3757,6 @@
           <w:sz w:val="28"/>
           <w:szCs w:val="28"/>
         </w:rPr>
-        <w:lastRenderedPageBreak/>
         <w:t>Segurança e integridade das informações dos usuários.</w:t>
       </w:r>
     </w:p>
@@ -3782,8 +3955,8 @@
       <w:pPr>
         <w:pStyle w:val="PargrafodaLista"/>
         <w:numPr>
-          <w:ilvl w:val="1"/>
-          <w:numId w:val="9"/>
+          <w:ilvl w:val="0"/>
+          <w:numId w:val="5"/>
         </w:numPr>
         <w:jc w:val="both"/>
         <w:rPr>
@@ -3796,28 +3969,7 @@
           <w:sz w:val="28"/>
           <w:szCs w:val="28"/>
         </w:rPr>
-        <w:t>Celular</w:t>
-      </w:r>
-    </w:p>
-    <w:p>
-      <w:pPr>
-        <w:pStyle w:val="PargrafodaLista"/>
-        <w:numPr>
-          <w:ilvl w:val="1"/>
-          <w:numId w:val="9"/>
-        </w:numPr>
-        <w:jc w:val="both"/>
-        <w:rPr>
-          <w:sz w:val="28"/>
-          <w:szCs w:val="28"/>
-        </w:rPr>
-      </w:pPr>
-      <w:r>
-        <w:rPr>
-          <w:sz w:val="28"/>
-          <w:szCs w:val="28"/>
-        </w:rPr>
-        <w:t>Data de Nascimento</w:t>
+        <w:t>Verificação via e-mail.</w:t>
       </w:r>
     </w:p>
     <w:p>
@@ -3838,7 +3990,7 @@
           <w:sz w:val="28"/>
           <w:szCs w:val="28"/>
         </w:rPr>
-        <w:t>Verificação via e-mail.</w:t>
+        <w:t>Um e-mail por usuário.</w:t>
       </w:r>
     </w:p>
     <w:p>
@@ -3859,7 +4011,7 @@
           <w:sz w:val="28"/>
           <w:szCs w:val="28"/>
         </w:rPr>
-        <w:t>Um e-mail por usuário.</w:t>
+        <w:t>Senha criptografada.</w:t>
       </w:r>
     </w:p>
     <w:p>
@@ -3880,27 +4032,6 @@
           <w:sz w:val="28"/>
           <w:szCs w:val="28"/>
         </w:rPr>
-        <w:t>Senha criptografada.</w:t>
-      </w:r>
-    </w:p>
-    <w:p>
-      <w:pPr>
-        <w:pStyle w:val="PargrafodaLista"/>
-        <w:numPr>
-          <w:ilvl w:val="0"/>
-          <w:numId w:val="5"/>
-        </w:numPr>
-        <w:jc w:val="both"/>
-        <w:rPr>
-          <w:sz w:val="28"/>
-          <w:szCs w:val="28"/>
-        </w:rPr>
-      </w:pPr>
-      <w:r>
-        <w:rPr>
-          <w:sz w:val="28"/>
-          <w:szCs w:val="28"/>
-        </w:rPr>
         <w:t>Página com dashboard;</w:t>
       </w:r>
     </w:p>
@@ -3945,21 +4076,12 @@
           <w:szCs w:val="28"/>
         </w:rPr>
       </w:pPr>
-      <w:proofErr w:type="spellStart"/>
-      <w:r>
-        <w:rPr>
-          <w:sz w:val="28"/>
-          <w:szCs w:val="28"/>
-        </w:rPr>
-        <w:t>Grafico</w:t>
-      </w:r>
-      <w:proofErr w:type="spellEnd"/>
-      <w:r>
-        <w:rPr>
-          <w:sz w:val="28"/>
-          <w:szCs w:val="28"/>
-        </w:rPr>
-        <w:t xml:space="preserve"> de pizza e de colunas</w:t>
+      <w:r>
+        <w:rPr>
+          <w:sz w:val="28"/>
+          <w:szCs w:val="28"/>
+        </w:rPr>
+        <w:t>Grafico de pizza e de colunas</w:t>
       </w:r>
     </w:p>
     <w:p>
@@ -4039,7 +4161,15 @@
           <w:sz w:val="32"/>
           <w:szCs w:val="32"/>
         </w:rPr>
-        <w:t>7.</w:t>
+        <w:t>8</w:t>
+      </w:r>
+      <w:r>
+        <w:rPr>
+          <w:b/>
+          <w:sz w:val="32"/>
+          <w:szCs w:val="32"/>
+        </w:rPr>
+        <w:t>.</w:t>
       </w:r>
       <w:r>
         <w:rPr>
@@ -4074,6 +4204,7 @@
           <w:sz w:val="28"/>
           <w:szCs w:val="28"/>
         </w:rPr>
+        <w:lastRenderedPageBreak/>
         <w:t>O si</w:t>
       </w:r>
       <w:r>
@@ -4277,7 +4408,6 @@
           <w:sz w:val="32"/>
           <w:szCs w:val="32"/>
         </w:rPr>
-        <w:lastRenderedPageBreak/>
         <w:t xml:space="preserve"> </w:t>
       </w:r>
       <w:r>
@@ -4286,7 +4416,7 @@
           <w:sz w:val="32"/>
           <w:szCs w:val="32"/>
         </w:rPr>
-        <w:t>8</w:t>
+        <w:t>9</w:t>
       </w:r>
       <w:r>
         <w:rPr>
@@ -5324,6 +5454,92 @@
     </w:lvl>
   </w:abstractNum>
   <w:abstractNum w:abstractNumId="6" w15:restartNumberingAfterBreak="0">
+    <w:nsid w:val="3E6D2B04"/>
+    <w:multiLevelType w:val="hybridMultilevel"/>
+    <w:tmpl w:val="D3BEAF5C"/>
+    <w:lvl w:ilvl="0" w:tplc="0416000F">
+      <w:start w:val="1"/>
+      <w:numFmt w:val="decimal"/>
+      <w:lvlText w:val="%1."/>
+      <w:lvlJc w:val="left"/>
+      <w:pPr>
+        <w:ind w:left="1080" w:hanging="360"/>
+      </w:pPr>
+    </w:lvl>
+    <w:lvl w:ilvl="1" w:tplc="04160019" w:tentative="1">
+      <w:start w:val="1"/>
+      <w:numFmt w:val="lowerLetter"/>
+      <w:lvlText w:val="%2."/>
+      <w:lvlJc w:val="left"/>
+      <w:pPr>
+        <w:ind w:left="1800" w:hanging="360"/>
+      </w:pPr>
+    </w:lvl>
+    <w:lvl w:ilvl="2" w:tplc="0416001B" w:tentative="1">
+      <w:start w:val="1"/>
+      <w:numFmt w:val="lowerRoman"/>
+      <w:lvlText w:val="%3."/>
+      <w:lvlJc w:val="right"/>
+      <w:pPr>
+        <w:ind w:left="2520" w:hanging="180"/>
+      </w:pPr>
+    </w:lvl>
+    <w:lvl w:ilvl="3" w:tplc="0416000F" w:tentative="1">
+      <w:start w:val="1"/>
+      <w:numFmt w:val="decimal"/>
+      <w:lvlText w:val="%4."/>
+      <w:lvlJc w:val="left"/>
+      <w:pPr>
+        <w:ind w:left="3240" w:hanging="360"/>
+      </w:pPr>
+    </w:lvl>
+    <w:lvl w:ilvl="4" w:tplc="04160019" w:tentative="1">
+      <w:start w:val="1"/>
+      <w:numFmt w:val="lowerLetter"/>
+      <w:lvlText w:val="%5."/>
+      <w:lvlJc w:val="left"/>
+      <w:pPr>
+        <w:ind w:left="3960" w:hanging="360"/>
+      </w:pPr>
+    </w:lvl>
+    <w:lvl w:ilvl="5" w:tplc="0416001B" w:tentative="1">
+      <w:start w:val="1"/>
+      <w:numFmt w:val="lowerRoman"/>
+      <w:lvlText w:val="%6."/>
+      <w:lvlJc w:val="right"/>
+      <w:pPr>
+        <w:ind w:left="4680" w:hanging="180"/>
+      </w:pPr>
+    </w:lvl>
+    <w:lvl w:ilvl="6" w:tplc="0416000F" w:tentative="1">
+      <w:start w:val="1"/>
+      <w:numFmt w:val="decimal"/>
+      <w:lvlText w:val="%7."/>
+      <w:lvlJc w:val="left"/>
+      <w:pPr>
+        <w:ind w:left="5400" w:hanging="360"/>
+      </w:pPr>
+    </w:lvl>
+    <w:lvl w:ilvl="7" w:tplc="04160019" w:tentative="1">
+      <w:start w:val="1"/>
+      <w:numFmt w:val="lowerLetter"/>
+      <w:lvlText w:val="%8."/>
+      <w:lvlJc w:val="left"/>
+      <w:pPr>
+        <w:ind w:left="6120" w:hanging="360"/>
+      </w:pPr>
+    </w:lvl>
+    <w:lvl w:ilvl="8" w:tplc="0416001B" w:tentative="1">
+      <w:start w:val="1"/>
+      <w:numFmt w:val="lowerRoman"/>
+      <w:lvlText w:val="%9."/>
+      <w:lvlJc w:val="right"/>
+      <w:pPr>
+        <w:ind w:left="6840" w:hanging="180"/>
+      </w:pPr>
+    </w:lvl>
+  </w:abstractNum>
+  <w:abstractNum w:abstractNumId="7" w15:restartNumberingAfterBreak="0">
     <w:nsid w:val="56537F5A"/>
     <w:multiLevelType w:val="hybridMultilevel"/>
     <w:tmpl w:val="64C8C602"/>
@@ -5412,10 +5628,10 @@
       </w:pPr>
     </w:lvl>
   </w:abstractNum>
-  <w:abstractNum w:abstractNumId="7" w15:restartNumberingAfterBreak="0">
+  <w:abstractNum w:abstractNumId="8" w15:restartNumberingAfterBreak="0">
     <w:nsid w:val="57D37B16"/>
     <w:multiLevelType w:val="hybridMultilevel"/>
-    <w:tmpl w:val="AAC610F0"/>
+    <w:tmpl w:val="86468AB0"/>
     <w:lvl w:ilvl="0" w:tplc="04160001">
       <w:start w:val="1"/>
       <w:numFmt w:val="bullet"/>
@@ -5525,7 +5741,7 @@
       </w:rPr>
     </w:lvl>
   </w:abstractNum>
-  <w:abstractNum w:abstractNumId="8" w15:restartNumberingAfterBreak="0">
+  <w:abstractNum w:abstractNumId="9" w15:restartNumberingAfterBreak="0">
     <w:nsid w:val="64F56A71"/>
     <w:multiLevelType w:val="multilevel"/>
     <w:tmpl w:val="9DDED896"/>
@@ -5638,7 +5854,7 @@
       </w:rPr>
     </w:lvl>
   </w:abstractNum>
-  <w:abstractNum w:abstractNumId="9" w15:restartNumberingAfterBreak="0">
+  <w:abstractNum w:abstractNumId="10" w15:restartNumberingAfterBreak="0">
     <w:nsid w:val="74B34E64"/>
     <w:multiLevelType w:val="hybridMultilevel"/>
     <w:tmpl w:val="8C5E8868"/>
@@ -5730,7 +5946,7 @@
       </w:pPr>
     </w:lvl>
   </w:abstractNum>
-  <w:abstractNum w:abstractNumId="10" w15:restartNumberingAfterBreak="0">
+  <w:abstractNum w:abstractNumId="11" w15:restartNumberingAfterBreak="0">
     <w:nsid w:val="763D5788"/>
     <w:multiLevelType w:val="multilevel"/>
     <w:tmpl w:val="E9121AE6"/>
@@ -5851,7 +6067,7 @@
       </w:rPr>
     </w:lvl>
   </w:abstractNum>
-  <w:abstractNum w:abstractNumId="11" w15:restartNumberingAfterBreak="0">
+  <w:abstractNum w:abstractNumId="12" w15:restartNumberingAfterBreak="0">
     <w:nsid w:val="7BC5021D"/>
     <w:multiLevelType w:val="hybridMultilevel"/>
     <w:tmpl w:val="2188B828"/>
@@ -5964,7 +6180,7 @@
       </w:rPr>
     </w:lvl>
   </w:abstractNum>
-  <w:abstractNum w:abstractNumId="12" w15:restartNumberingAfterBreak="0">
+  <w:abstractNum w:abstractNumId="13" w15:restartNumberingAfterBreak="0">
     <w:nsid w:val="7F8A34AB"/>
     <w:multiLevelType w:val="hybridMultilevel"/>
     <w:tmpl w:val="E80219AA"/>
@@ -6057,13 +6273,13 @@
     </w:lvl>
   </w:abstractNum>
   <w:num w:numId="1" w16cid:durableId="1956521914">
-    <w:abstractNumId w:val="7"/>
+    <w:abstractNumId w:val="8"/>
   </w:num>
   <w:num w:numId="2" w16cid:durableId="1917010271">
     <w:abstractNumId w:val="5"/>
   </w:num>
   <w:num w:numId="3" w16cid:durableId="742918076">
-    <w:abstractNumId w:val="11"/>
+    <w:abstractNumId w:val="12"/>
   </w:num>
   <w:num w:numId="4" w16cid:durableId="1800612052">
     <w:abstractNumId w:val="3"/>
@@ -6075,10 +6291,10 @@
     <w:abstractNumId w:val="1"/>
   </w:num>
   <w:num w:numId="7" w16cid:durableId="1967854113">
-    <w:abstractNumId w:val="6"/>
+    <w:abstractNumId w:val="7"/>
   </w:num>
   <w:num w:numId="8" w16cid:durableId="1966425775">
-    <w:abstractNumId w:val="10"/>
+    <w:abstractNumId w:val="11"/>
   </w:num>
   <w:num w:numId="9" w16cid:durableId="636423321">
     <w:abstractNumId w:val="0"/>
@@ -6087,13 +6303,16 @@
     <w:abstractNumId w:val="2"/>
   </w:num>
   <w:num w:numId="11" w16cid:durableId="681705506">
+    <w:abstractNumId w:val="10"/>
+  </w:num>
+  <w:num w:numId="12" w16cid:durableId="1146555718">
+    <w:abstractNumId w:val="13"/>
+  </w:num>
+  <w:num w:numId="13" w16cid:durableId="1483082429">
     <w:abstractNumId w:val="9"/>
   </w:num>
-  <w:num w:numId="12" w16cid:durableId="1146555718">
-    <w:abstractNumId w:val="12"/>
-  </w:num>
-  <w:num w:numId="13" w16cid:durableId="1483082429">
-    <w:abstractNumId w:val="8"/>
+  <w:num w:numId="14" w16cid:durableId="960767316">
+    <w:abstractNumId w:val="6"/>
   </w:num>
 </w:numbering>
 </file>

--- a/TI/Documentação Projeto Pessoal.docx
+++ b/TI/Documentação Projeto Pessoal.docx
@@ -15,7 +15,23 @@
           <w:sz w:val="36"/>
           <w:szCs w:val="36"/>
         </w:rPr>
-        <w:t>Documentação Projeto Pessoal – One Piece</w:t>
+        <w:t xml:space="preserve">Documentação Projeto Pessoal – </w:t>
+      </w:r>
+      <w:proofErr w:type="spellStart"/>
+      <w:r>
+        <w:rPr>
+          <w:sz w:val="36"/>
+          <w:szCs w:val="36"/>
+        </w:rPr>
+        <w:t>One</w:t>
+      </w:r>
+      <w:proofErr w:type="spellEnd"/>
+      <w:r>
+        <w:rPr>
+          <w:sz w:val="36"/>
+          <w:szCs w:val="36"/>
+        </w:rPr>
+        <w:t xml:space="preserve"> Piece</w:t>
       </w:r>
     </w:p>
     <w:p>
@@ -71,12 +87,21 @@
           <w:szCs w:val="28"/>
         </w:rPr>
       </w:pPr>
-      <w:r>
-        <w:rPr>
-          <w:sz w:val="28"/>
-          <w:szCs w:val="28"/>
-        </w:rPr>
-        <w:t xml:space="preserve">One Piece é </w:t>
+      <w:proofErr w:type="spellStart"/>
+      <w:r>
+        <w:rPr>
+          <w:sz w:val="28"/>
+          <w:szCs w:val="28"/>
+        </w:rPr>
+        <w:t>One</w:t>
+      </w:r>
+      <w:proofErr w:type="spellEnd"/>
+      <w:r>
+        <w:rPr>
+          <w:sz w:val="28"/>
+          <w:szCs w:val="28"/>
+        </w:rPr>
+        <w:t xml:space="preserve"> Piece é </w:t>
       </w:r>
       <w:r>
         <w:rPr>
@@ -90,7 +115,39 @@
           <w:sz w:val="28"/>
           <w:szCs w:val="28"/>
         </w:rPr>
-        <w:t xml:space="preserve"> japonês do mangaka (autor) Eichiiro </w:t>
+        <w:t xml:space="preserve"> japonês do </w:t>
+      </w:r>
+      <w:proofErr w:type="spellStart"/>
+      <w:r>
+        <w:rPr>
+          <w:sz w:val="28"/>
+          <w:szCs w:val="28"/>
+        </w:rPr>
+        <w:t>mangaka</w:t>
+      </w:r>
+      <w:proofErr w:type="spellEnd"/>
+      <w:r>
+        <w:rPr>
+          <w:sz w:val="28"/>
+          <w:szCs w:val="28"/>
+        </w:rPr>
+        <w:t xml:space="preserve"> (autor) </w:t>
+      </w:r>
+      <w:proofErr w:type="spellStart"/>
+      <w:r>
+        <w:rPr>
+          <w:sz w:val="28"/>
+          <w:szCs w:val="28"/>
+        </w:rPr>
+        <w:t>Eichiiro</w:t>
+      </w:r>
+      <w:proofErr w:type="spellEnd"/>
+      <w:r>
+        <w:rPr>
+          <w:sz w:val="28"/>
+          <w:szCs w:val="28"/>
+        </w:rPr>
+        <w:t xml:space="preserve"> </w:t>
       </w:r>
       <w:r>
         <w:rPr>
@@ -111,7 +168,23 @@
           <w:sz w:val="28"/>
           <w:szCs w:val="28"/>
         </w:rPr>
-        <w:t xml:space="preserve"> sendo publicado na revista Weekly Shonen Jump. </w:t>
+        <w:t xml:space="preserve"> sendo publicado na revista Weekly </w:t>
+      </w:r>
+      <w:proofErr w:type="spellStart"/>
+      <w:r>
+        <w:rPr>
+          <w:sz w:val="28"/>
+          <w:szCs w:val="28"/>
+        </w:rPr>
+        <w:t>Shonen</w:t>
+      </w:r>
+      <w:proofErr w:type="spellEnd"/>
+      <w:r>
+        <w:rPr>
+          <w:sz w:val="28"/>
+          <w:szCs w:val="28"/>
+        </w:rPr>
+        <w:t xml:space="preserve"> Jump. </w:t>
       </w:r>
       <w:r>
         <w:rPr>
@@ -153,7 +226,23 @@
           <w:sz w:val="28"/>
           <w:szCs w:val="28"/>
         </w:rPr>
-        <w:t>e em 20 de outubro de 1999 a obra One Piec</w:t>
+        <w:t xml:space="preserve">e em 20 de outubro de 1999 a obra </w:t>
+      </w:r>
+      <w:proofErr w:type="spellStart"/>
+      <w:r>
+        <w:rPr>
+          <w:sz w:val="28"/>
+          <w:szCs w:val="28"/>
+        </w:rPr>
+        <w:t>One</w:t>
+      </w:r>
+      <w:proofErr w:type="spellEnd"/>
+      <w:r>
+        <w:rPr>
+          <w:sz w:val="28"/>
+          <w:szCs w:val="28"/>
+        </w:rPr>
+        <w:t xml:space="preserve"> Piec</w:t>
       </w:r>
       <w:r>
         <w:rPr>
@@ -174,7 +263,23 @@
           <w:sz w:val="28"/>
           <w:szCs w:val="28"/>
         </w:rPr>
-        <w:t>em forma de anime. A obra de ficção de Eichiiro Oda se tornou um fenômeno mundial</w:t>
+        <w:t xml:space="preserve">em forma de anime. A obra de ficção de </w:t>
+      </w:r>
+      <w:proofErr w:type="spellStart"/>
+      <w:r>
+        <w:rPr>
+          <w:sz w:val="28"/>
+          <w:szCs w:val="28"/>
+        </w:rPr>
+        <w:t>Eichiiro</w:t>
+      </w:r>
+      <w:proofErr w:type="spellEnd"/>
+      <w:r>
+        <w:rPr>
+          <w:sz w:val="28"/>
+          <w:szCs w:val="28"/>
+        </w:rPr>
+        <w:t xml:space="preserve"> Oda se tornou um fenômeno mundial</w:t>
       </w:r>
       <w:r>
         <w:rPr>
@@ -230,7 +335,23 @@
           <w:sz w:val="28"/>
           <w:szCs w:val="28"/>
         </w:rPr>
-        <w:t xml:space="preserve"> Batman. A obra de Eiichiro Oda continua a crescer, aproximando-se do recorde de quadrinhos mais vendidos do mundo. </w:t>
+        <w:t xml:space="preserve"> Batman. A obra de </w:t>
+      </w:r>
+      <w:proofErr w:type="spellStart"/>
+      <w:r>
+        <w:rPr>
+          <w:sz w:val="28"/>
+          <w:szCs w:val="28"/>
+        </w:rPr>
+        <w:t>Eiichiro</w:t>
+      </w:r>
+      <w:proofErr w:type="spellEnd"/>
+      <w:r>
+        <w:rPr>
+          <w:sz w:val="28"/>
+          <w:szCs w:val="28"/>
+        </w:rPr>
+        <w:t xml:space="preserve"> Oda continua a crescer, aproximando-se do recorde de quadrinhos mais vendidos do mundo. </w:t>
       </w:r>
       <w:r>
         <w:rPr>
@@ -380,7 +501,39 @@
           <w:sz w:val="28"/>
           <w:szCs w:val="28"/>
         </w:rPr>
-        <w:t>gira em torno de Monkey D. Luffy e sua tripulação</w:t>
+        <w:t xml:space="preserve">gira em torno de </w:t>
+      </w:r>
+      <w:proofErr w:type="spellStart"/>
+      <w:r>
+        <w:rPr>
+          <w:sz w:val="28"/>
+          <w:szCs w:val="28"/>
+        </w:rPr>
+        <w:t>Monkey</w:t>
+      </w:r>
+      <w:proofErr w:type="spellEnd"/>
+      <w:r>
+        <w:rPr>
+          <w:sz w:val="28"/>
+          <w:szCs w:val="28"/>
+        </w:rPr>
+        <w:t xml:space="preserve"> D. </w:t>
+      </w:r>
+      <w:proofErr w:type="spellStart"/>
+      <w:r>
+        <w:rPr>
+          <w:sz w:val="28"/>
+          <w:szCs w:val="28"/>
+        </w:rPr>
+        <w:t>Luffy</w:t>
+      </w:r>
+      <w:proofErr w:type="spellEnd"/>
+      <w:r>
+        <w:rPr>
+          <w:sz w:val="28"/>
+          <w:szCs w:val="28"/>
+        </w:rPr>
+        <w:t xml:space="preserve"> e sua tripulação</w:t>
       </w:r>
       <w:r>
         <w:rPr>
@@ -600,7 +753,23 @@
           <w:sz w:val="28"/>
           <w:szCs w:val="28"/>
         </w:rPr>
-        <w:t xml:space="preserve"> através de backstories (</w:t>
+        <w:t xml:space="preserve"> através de </w:t>
+      </w:r>
+      <w:proofErr w:type="spellStart"/>
+      <w:r>
+        <w:rPr>
+          <w:sz w:val="28"/>
+          <w:szCs w:val="28"/>
+        </w:rPr>
+        <w:t>backstories</w:t>
+      </w:r>
+      <w:proofErr w:type="spellEnd"/>
+      <w:r>
+        <w:rPr>
+          <w:sz w:val="28"/>
+          <w:szCs w:val="28"/>
+        </w:rPr>
+        <w:t xml:space="preserve"> (</w:t>
       </w:r>
       <w:r>
         <w:rPr>
@@ -702,7 +871,23 @@
           <w:sz w:val="28"/>
           <w:szCs w:val="28"/>
         </w:rPr>
-        <w:t xml:space="preserve"> Eichiro Oda faz uma correlação com o racismo sofrido pelas pessoas negras em detrimento dos anos de escravidão</w:t>
+        <w:t xml:space="preserve"> </w:t>
+      </w:r>
+      <w:proofErr w:type="spellStart"/>
+      <w:r>
+        <w:rPr>
+          <w:sz w:val="28"/>
+          <w:szCs w:val="28"/>
+        </w:rPr>
+        <w:t>Eichiro</w:t>
+      </w:r>
+      <w:proofErr w:type="spellEnd"/>
+      <w:r>
+        <w:rPr>
+          <w:sz w:val="28"/>
+          <w:szCs w:val="28"/>
+        </w:rPr>
+        <w:t xml:space="preserve"> Oda faz uma correlação com o racismo sofrido pelas pessoas negras em detrimento dos anos de escravidão</w:t>
       </w:r>
       <w:r>
         <w:rPr>
@@ -723,7 +908,23 @@
           <w:sz w:val="28"/>
           <w:szCs w:val="28"/>
         </w:rPr>
-        <w:t xml:space="preserve"> há duas figuras importantes: Fisher Tiger e Queen Otohime, que representam </w:t>
+        <w:t xml:space="preserve"> há duas figuras importantes: Fisher Tiger e Queen </w:t>
+      </w:r>
+      <w:proofErr w:type="spellStart"/>
+      <w:r>
+        <w:rPr>
+          <w:sz w:val="28"/>
+          <w:szCs w:val="28"/>
+        </w:rPr>
+        <w:t>Otohime</w:t>
+      </w:r>
+      <w:proofErr w:type="spellEnd"/>
+      <w:r>
+        <w:rPr>
+          <w:sz w:val="28"/>
+          <w:szCs w:val="28"/>
+        </w:rPr>
+        <w:t xml:space="preserve">, que representam </w:t>
       </w:r>
       <w:r>
         <w:rPr>
@@ -827,14 +1028,46 @@
           <w:sz w:val="28"/>
           <w:szCs w:val="28"/>
         </w:rPr>
-        <w:t>Tendo uma habilidade de trazer o leitor para dentro da obra, é normal notar que a popularidade de One Piece é cada vez maior, saindo em divers</w:t>
-      </w:r>
-      <w:r>
-        <w:rPr>
-          <w:sz w:val="28"/>
-          <w:szCs w:val="28"/>
-        </w:rPr>
-        <w:t>os segmentos midiáticos como por exemplo o Live Action produzido pela Netflix</w:t>
+        <w:t xml:space="preserve">Tendo uma habilidade de trazer o leitor para dentro da obra, é normal notar que a popularidade de </w:t>
+      </w:r>
+      <w:proofErr w:type="spellStart"/>
+      <w:r>
+        <w:rPr>
+          <w:sz w:val="28"/>
+          <w:szCs w:val="28"/>
+        </w:rPr>
+        <w:t>One</w:t>
+      </w:r>
+      <w:proofErr w:type="spellEnd"/>
+      <w:r>
+        <w:rPr>
+          <w:sz w:val="28"/>
+          <w:szCs w:val="28"/>
+        </w:rPr>
+        <w:t xml:space="preserve"> Piece é cada vez maior, saindo em divers</w:t>
+      </w:r>
+      <w:r>
+        <w:rPr>
+          <w:sz w:val="28"/>
+          <w:szCs w:val="28"/>
+        </w:rPr>
+        <w:t xml:space="preserve">os segmentos midiáticos como por exemplo o Live </w:t>
+      </w:r>
+      <w:proofErr w:type="spellStart"/>
+      <w:r>
+        <w:rPr>
+          <w:sz w:val="28"/>
+          <w:szCs w:val="28"/>
+        </w:rPr>
+        <w:t>Action</w:t>
+      </w:r>
+      <w:proofErr w:type="spellEnd"/>
+      <w:r>
+        <w:rPr>
+          <w:sz w:val="28"/>
+          <w:szCs w:val="28"/>
+        </w:rPr>
+        <w:t xml:space="preserve"> produzido pela Netflix</w:t>
       </w:r>
       <w:r>
         <w:rPr>
@@ -855,7 +1088,23 @@
           <w:sz w:val="28"/>
           <w:szCs w:val="28"/>
         </w:rPr>
-        <w:t xml:space="preserve"> primeira temporada da série live-action de One Piece ficou em primeiro lugar como a mais assistida em 93 países</w:t>
+        <w:t xml:space="preserve"> primeira temporada da série live-action de </w:t>
+      </w:r>
+      <w:proofErr w:type="spellStart"/>
+      <w:r>
+        <w:rPr>
+          <w:sz w:val="28"/>
+          <w:szCs w:val="28"/>
+        </w:rPr>
+        <w:t>One</w:t>
+      </w:r>
+      <w:proofErr w:type="spellEnd"/>
+      <w:r>
+        <w:rPr>
+          <w:sz w:val="28"/>
+          <w:szCs w:val="28"/>
+        </w:rPr>
+        <w:t xml:space="preserve"> Piece ficou em primeiro lugar como a mais assistida em 93 países</w:t>
       </w:r>
       <w:r>
         <w:rPr>
@@ -876,8 +1125,17 @@
           <w:sz w:val="28"/>
           <w:szCs w:val="28"/>
         </w:rPr>
-        <w:t xml:space="preserve"> em collabs</w:t>
-      </w:r>
+        <w:t xml:space="preserve"> em </w:t>
+      </w:r>
+      <w:proofErr w:type="spellStart"/>
+      <w:r>
+        <w:rPr>
+          <w:sz w:val="28"/>
+          <w:szCs w:val="28"/>
+        </w:rPr>
+        <w:t>collabs</w:t>
+      </w:r>
+      <w:proofErr w:type="spellEnd"/>
       <w:r>
         <w:rPr>
           <w:sz w:val="28"/>
@@ -1059,12 +1317,37 @@
         </w:rPr>
         <w:t xml:space="preserve">Figura 1– </w:t>
       </w:r>
-      <w:r>
-        <w:rPr>
-          <w:sz w:val="28"/>
-          <w:szCs w:val="28"/>
-        </w:rPr>
-        <w:t>One Piece Live Action produzido pela Netflix</w:t>
+      <w:proofErr w:type="spellStart"/>
+      <w:r>
+        <w:rPr>
+          <w:sz w:val="28"/>
+          <w:szCs w:val="28"/>
+        </w:rPr>
+        <w:t>One</w:t>
+      </w:r>
+      <w:proofErr w:type="spellEnd"/>
+      <w:r>
+        <w:rPr>
+          <w:sz w:val="28"/>
+          <w:szCs w:val="28"/>
+        </w:rPr>
+        <w:t xml:space="preserve"> Piece Live </w:t>
+      </w:r>
+      <w:proofErr w:type="spellStart"/>
+      <w:r>
+        <w:rPr>
+          <w:sz w:val="28"/>
+          <w:szCs w:val="28"/>
+        </w:rPr>
+        <w:t>Action</w:t>
+      </w:r>
+      <w:proofErr w:type="spellEnd"/>
+      <w:r>
+        <w:rPr>
+          <w:sz w:val="28"/>
+          <w:szCs w:val="28"/>
+        </w:rPr>
+        <w:t xml:space="preserve"> produzido pela Netflix</w:t>
       </w:r>
     </w:p>
     <w:p>
@@ -1163,12 +1446,37 @@
         </w:rPr>
         <w:t xml:space="preserve">Figura 2- </w:t>
       </w:r>
-      <w:r>
-        <w:rPr>
-          <w:sz w:val="28"/>
-          <w:szCs w:val="28"/>
-        </w:rPr>
-        <w:t>One Piece collab com Lakers</w:t>
+      <w:proofErr w:type="spellStart"/>
+      <w:r>
+        <w:rPr>
+          <w:sz w:val="28"/>
+          <w:szCs w:val="28"/>
+        </w:rPr>
+        <w:t>One</w:t>
+      </w:r>
+      <w:proofErr w:type="spellEnd"/>
+      <w:r>
+        <w:rPr>
+          <w:sz w:val="28"/>
+          <w:szCs w:val="28"/>
+        </w:rPr>
+        <w:t xml:space="preserve"> Piece </w:t>
+      </w:r>
+      <w:proofErr w:type="spellStart"/>
+      <w:r>
+        <w:rPr>
+          <w:sz w:val="28"/>
+          <w:szCs w:val="28"/>
+        </w:rPr>
+        <w:t>collab</w:t>
+      </w:r>
+      <w:proofErr w:type="spellEnd"/>
+      <w:r>
+        <w:rPr>
+          <w:sz w:val="28"/>
+          <w:szCs w:val="28"/>
+        </w:rPr>
+        <w:t xml:space="preserve"> com Lakers</w:t>
       </w:r>
     </w:p>
     <w:p>
@@ -1256,7 +1564,23 @@
           <w:sz w:val="28"/>
           <w:szCs w:val="28"/>
         </w:rPr>
-        <w:t>Figura 3- Bandeira do One Piece sendo usada em protesto</w:t>
+        <w:t xml:space="preserve">Figura 3- Bandeira do </w:t>
+      </w:r>
+      <w:proofErr w:type="spellStart"/>
+      <w:r>
+        <w:rPr>
+          <w:sz w:val="28"/>
+          <w:szCs w:val="28"/>
+        </w:rPr>
+        <w:t>One</w:t>
+      </w:r>
+      <w:proofErr w:type="spellEnd"/>
+      <w:r>
+        <w:rPr>
+          <w:sz w:val="28"/>
+          <w:szCs w:val="28"/>
+        </w:rPr>
+        <w:t xml:space="preserve"> Piece sendo usada em protesto</w:t>
       </w:r>
     </w:p>
     <w:p>
@@ -1447,7 +1771,23 @@
           <w:sz w:val="28"/>
           <w:szCs w:val="28"/>
         </w:rPr>
-        <w:t xml:space="preserve">dos personagens, sendo a primeira que mais me marcou foi a do Chopper, resumidamente, é a </w:t>
+        <w:t xml:space="preserve">dos personagens, sendo a primeira que mais me marcou foi a do </w:t>
+      </w:r>
+      <w:proofErr w:type="spellStart"/>
+      <w:r>
+        <w:rPr>
+          <w:sz w:val="28"/>
+          <w:szCs w:val="28"/>
+        </w:rPr>
+        <w:t>Chopper</w:t>
+      </w:r>
+      <w:proofErr w:type="spellEnd"/>
+      <w:r>
+        <w:rPr>
+          <w:sz w:val="28"/>
+          <w:szCs w:val="28"/>
+        </w:rPr>
+        <w:t xml:space="preserve">, resumidamente, é a </w:t>
       </w:r>
       <w:r>
         <w:rPr>
@@ -1496,7 +1836,39 @@
           <w:sz w:val="28"/>
           <w:szCs w:val="28"/>
         </w:rPr>
-        <w:t xml:space="preserve"> Hito Hito no Mi</w:t>
+        <w:t xml:space="preserve"> </w:t>
+      </w:r>
+      <w:proofErr w:type="spellStart"/>
+      <w:r>
+        <w:rPr>
+          <w:sz w:val="28"/>
+          <w:szCs w:val="28"/>
+        </w:rPr>
+        <w:t>Hito</w:t>
+      </w:r>
+      <w:proofErr w:type="spellEnd"/>
+      <w:r>
+        <w:rPr>
+          <w:sz w:val="28"/>
+          <w:szCs w:val="28"/>
+        </w:rPr>
+        <w:t xml:space="preserve"> </w:t>
+      </w:r>
+      <w:proofErr w:type="spellStart"/>
+      <w:r>
+        <w:rPr>
+          <w:sz w:val="28"/>
+          <w:szCs w:val="28"/>
+        </w:rPr>
+        <w:t>Hito</w:t>
+      </w:r>
+      <w:proofErr w:type="spellEnd"/>
+      <w:r>
+        <w:rPr>
+          <w:sz w:val="28"/>
+          <w:szCs w:val="28"/>
+        </w:rPr>
+        <w:t xml:space="preserve"> no Mi</w:t>
       </w:r>
       <w:r>
         <w:rPr>
@@ -1524,7 +1896,23 @@
           <w:sz w:val="28"/>
           <w:szCs w:val="28"/>
         </w:rPr>
-        <w:t xml:space="preserve">, este foi expulso da matilha. Após uma tentativa falha de Chopper de se comunicar com os humanos por conta do medo destes, o personagem passa um tempo </w:t>
+        <w:t xml:space="preserve">, este foi expulso da matilha. Após uma tentativa falha de </w:t>
+      </w:r>
+      <w:proofErr w:type="spellStart"/>
+      <w:r>
+        <w:rPr>
+          <w:sz w:val="28"/>
+          <w:szCs w:val="28"/>
+        </w:rPr>
+        <w:t>Chopper</w:t>
+      </w:r>
+      <w:proofErr w:type="spellEnd"/>
+      <w:r>
+        <w:rPr>
+          <w:sz w:val="28"/>
+          <w:szCs w:val="28"/>
+        </w:rPr>
+        <w:t xml:space="preserve"> de se comunicar com os humanos por conta do medo destes, o personagem passa um tempo </w:t>
       </w:r>
       <w:r>
         <w:rPr>
@@ -1560,7 +1948,23 @@
           <w:sz w:val="28"/>
           <w:szCs w:val="28"/>
         </w:rPr>
-        <w:t xml:space="preserve"> ótica que os outros tem deles, onde o Chopper é tratado como um monstro e o pai como um médico fajuto.</w:t>
+        <w:t xml:space="preserve"> ótica que os outros tem deles, onde o </w:t>
+      </w:r>
+      <w:proofErr w:type="spellStart"/>
+      <w:r>
+        <w:rPr>
+          <w:sz w:val="28"/>
+          <w:szCs w:val="28"/>
+        </w:rPr>
+        <w:t>Chopper</w:t>
+      </w:r>
+      <w:proofErr w:type="spellEnd"/>
+      <w:r>
+        <w:rPr>
+          <w:sz w:val="28"/>
+          <w:szCs w:val="28"/>
+        </w:rPr>
+        <w:t xml:space="preserve"> é tratado como um monstro e o pai como um médico fajuto.</w:t>
       </w:r>
     </w:p>
     <w:p>
@@ -1576,14 +1980,39 @@
           <w:sz w:val="28"/>
           <w:szCs w:val="28"/>
         </w:rPr>
-        <w:t>No desenrolar da backstorie</w:t>
-      </w:r>
-      <w:r>
-        <w:rPr>
-          <w:sz w:val="28"/>
-          <w:szCs w:val="28"/>
-        </w:rPr>
-        <w:t xml:space="preserve"> Chopper acaba perdendo seu pai </w:t>
+        <w:t xml:space="preserve">No desenrolar da </w:t>
+      </w:r>
+      <w:proofErr w:type="spellStart"/>
+      <w:r>
+        <w:rPr>
+          <w:sz w:val="28"/>
+          <w:szCs w:val="28"/>
+        </w:rPr>
+        <w:t>backstorie</w:t>
+      </w:r>
+      <w:proofErr w:type="spellEnd"/>
+      <w:r>
+        <w:rPr>
+          <w:sz w:val="28"/>
+          <w:szCs w:val="28"/>
+        </w:rPr>
+        <w:t xml:space="preserve"> </w:t>
+      </w:r>
+      <w:proofErr w:type="spellStart"/>
+      <w:r>
+        <w:rPr>
+          <w:sz w:val="28"/>
+          <w:szCs w:val="28"/>
+        </w:rPr>
+        <w:t>Chopper</w:t>
+      </w:r>
+      <w:proofErr w:type="spellEnd"/>
+      <w:r>
+        <w:rPr>
+          <w:sz w:val="28"/>
+          <w:szCs w:val="28"/>
+        </w:rPr>
+        <w:t xml:space="preserve"> acaba perdendo seu pai </w:t>
       </w:r>
       <w:r>
         <w:rPr>
@@ -1704,7 +2133,23 @@
           <w:sz w:val="28"/>
           <w:szCs w:val="28"/>
         </w:rPr>
-        <w:t xml:space="preserve"> por exemplo as palavras do pai de Chopper sempre me fazem lembrar meu primo que perdi aos 13 anos</w:t>
+        <w:t xml:space="preserve"> por exemplo as palavras do pai de </w:t>
+      </w:r>
+      <w:proofErr w:type="spellStart"/>
+      <w:r>
+        <w:rPr>
+          <w:sz w:val="28"/>
+          <w:szCs w:val="28"/>
+        </w:rPr>
+        <w:t>Chopper</w:t>
+      </w:r>
+      <w:proofErr w:type="spellEnd"/>
+      <w:r>
+        <w:rPr>
+          <w:sz w:val="28"/>
+          <w:szCs w:val="28"/>
+        </w:rPr>
+        <w:t xml:space="preserve"> sempre me fazem lembrar meu primo que perdi aos 13 anos</w:t>
       </w:r>
       <w:r>
         <w:rPr>
@@ -1838,7 +2283,23 @@
           <w:szCs w:val="28"/>
         </w:rPr>
         <w:tab/>
-        <w:t>Tendo em vista o quanto a obra One Piece impactou</w:t>
+        <w:t xml:space="preserve">Tendo em vista o quanto a obra </w:t>
+      </w:r>
+      <w:proofErr w:type="spellStart"/>
+      <w:r>
+        <w:rPr>
+          <w:sz w:val="28"/>
+          <w:szCs w:val="28"/>
+        </w:rPr>
+        <w:t>One</w:t>
+      </w:r>
+      <w:proofErr w:type="spellEnd"/>
+      <w:r>
+        <w:rPr>
+          <w:sz w:val="28"/>
+          <w:szCs w:val="28"/>
+        </w:rPr>
+        <w:t xml:space="preserve"> Piece impactou</w:t>
       </w:r>
       <w:r>
         <w:rPr>
@@ -2065,7 +2526,23 @@
           <w:sz w:val="28"/>
           <w:szCs w:val="28"/>
         </w:rPr>
-        <w:t xml:space="preserve"> ao universo de One Piece</w:t>
+        <w:t xml:space="preserve"> ao universo de </w:t>
+      </w:r>
+      <w:proofErr w:type="spellStart"/>
+      <w:r>
+        <w:rPr>
+          <w:sz w:val="28"/>
+          <w:szCs w:val="28"/>
+        </w:rPr>
+        <w:t>One</w:t>
+      </w:r>
+      <w:proofErr w:type="spellEnd"/>
+      <w:r>
+        <w:rPr>
+          <w:sz w:val="28"/>
+          <w:szCs w:val="28"/>
+        </w:rPr>
+        <w:t xml:space="preserve"> Piece</w:t>
       </w:r>
       <w:r>
         <w:rPr>
@@ -2116,6 +2593,7 @@
         </w:rPr>
         <w:t xml:space="preserve"> com cada facção Marinha, </w:t>
       </w:r>
+      <w:proofErr w:type="gramStart"/>
       <w:r>
         <w:rPr>
           <w:sz w:val="28"/>
@@ -2123,6 +2601,7 @@
         </w:rPr>
         <w:t>Revolucionários</w:t>
       </w:r>
+      <w:proofErr w:type="gramEnd"/>
       <w:r>
         <w:rPr>
           <w:sz w:val="28"/>
@@ -2249,6 +2728,7 @@
         </w:rPr>
         <w:t xml:space="preserve">Quando </w:t>
       </w:r>
+      <w:proofErr w:type="spellStart"/>
       <w:r>
         <w:rPr>
           <w:sz w:val="28"/>
@@ -2261,7 +2741,31 @@
           <w:sz w:val="28"/>
           <w:szCs w:val="28"/>
         </w:rPr>
-        <w:t>ne piece entrou na minha vida?</w:t>
+        <w:t>ne</w:t>
+      </w:r>
+      <w:proofErr w:type="spellEnd"/>
+      <w:r>
+        <w:rPr>
+          <w:sz w:val="28"/>
+          <w:szCs w:val="28"/>
+        </w:rPr>
+        <w:t xml:space="preserve"> </w:t>
+      </w:r>
+      <w:proofErr w:type="spellStart"/>
+      <w:r>
+        <w:rPr>
+          <w:sz w:val="28"/>
+          <w:szCs w:val="28"/>
+        </w:rPr>
+        <w:t>piece</w:t>
+      </w:r>
+      <w:proofErr w:type="spellEnd"/>
+      <w:r>
+        <w:rPr>
+          <w:sz w:val="28"/>
+          <w:szCs w:val="28"/>
+        </w:rPr>
+        <w:t xml:space="preserve"> entrou na minha vida?</w:t>
       </w:r>
     </w:p>
     <w:p>
@@ -2279,6 +2783,7 @@
         </w:rPr>
         <w:t xml:space="preserve">O anime </w:t>
       </w:r>
+      <w:proofErr w:type="spellStart"/>
       <w:r>
         <w:rPr>
           <w:sz w:val="28"/>
@@ -2291,7 +2796,31 @@
           <w:sz w:val="28"/>
           <w:szCs w:val="28"/>
         </w:rPr>
-        <w:t>ne piece entrou na minha vida em 2018, quando um amigo me apresentou</w:t>
+        <w:t>ne</w:t>
+      </w:r>
+      <w:proofErr w:type="spellEnd"/>
+      <w:r>
+        <w:rPr>
+          <w:sz w:val="28"/>
+          <w:szCs w:val="28"/>
+        </w:rPr>
+        <w:t xml:space="preserve"> </w:t>
+      </w:r>
+      <w:proofErr w:type="spellStart"/>
+      <w:r>
+        <w:rPr>
+          <w:sz w:val="28"/>
+          <w:szCs w:val="28"/>
+        </w:rPr>
+        <w:t>piece</w:t>
+      </w:r>
+      <w:proofErr w:type="spellEnd"/>
+      <w:r>
+        <w:rPr>
+          <w:sz w:val="28"/>
+          <w:szCs w:val="28"/>
+        </w:rPr>
+        <w:t xml:space="preserve"> entrou na minha vida em 2018, quando um amigo me apresentou</w:t>
       </w:r>
       <w:r>
         <w:rPr>
@@ -2312,7 +2841,25 @@
           <w:sz w:val="28"/>
           <w:szCs w:val="28"/>
         </w:rPr>
-        <w:t>parte da historia contada para mim, mesmo que pequen</w:t>
+        <w:t xml:space="preserve">parte da </w:t>
+      </w:r>
+      <w:proofErr w:type="spellStart"/>
+      <w:proofErr w:type="gramStart"/>
+      <w:r>
+        <w:rPr>
+          <w:sz w:val="28"/>
+          <w:szCs w:val="28"/>
+        </w:rPr>
+        <w:t>historia</w:t>
+      </w:r>
+      <w:proofErr w:type="spellEnd"/>
+      <w:proofErr w:type="gramEnd"/>
+      <w:r>
+        <w:rPr>
+          <w:sz w:val="28"/>
+          <w:szCs w:val="28"/>
+        </w:rPr>
+        <w:t xml:space="preserve"> contada para mim, mesmo que pequen</w:t>
       </w:r>
       <w:r>
         <w:rPr>
@@ -2464,6 +3011,7 @@
         </w:rPr>
         <w:t xml:space="preserve">A maior dificuldade que passei e </w:t>
       </w:r>
+      <w:proofErr w:type="spellStart"/>
       <w:r>
         <w:rPr>
           <w:sz w:val="28"/>
@@ -2476,7 +3024,31 @@
           <w:sz w:val="28"/>
           <w:szCs w:val="28"/>
         </w:rPr>
-        <w:t xml:space="preserve">ne piece me acompanhou foi exatamente na época </w:t>
+        <w:t>ne</w:t>
+      </w:r>
+      <w:proofErr w:type="spellEnd"/>
+      <w:r>
+        <w:rPr>
+          <w:sz w:val="28"/>
+          <w:szCs w:val="28"/>
+        </w:rPr>
+        <w:t xml:space="preserve"> </w:t>
+      </w:r>
+      <w:proofErr w:type="spellStart"/>
+      <w:r>
+        <w:rPr>
+          <w:sz w:val="28"/>
+          <w:szCs w:val="28"/>
+        </w:rPr>
+        <w:t>piece</w:t>
+      </w:r>
+      <w:proofErr w:type="spellEnd"/>
+      <w:r>
+        <w:rPr>
+          <w:sz w:val="28"/>
+          <w:szCs w:val="28"/>
+        </w:rPr>
+        <w:t xml:space="preserve"> me acompanhou foi exatamente na época </w:t>
       </w:r>
       <w:r>
         <w:rPr>
@@ -2505,7 +3077,23 @@
           <w:sz w:val="28"/>
           <w:szCs w:val="28"/>
         </w:rPr>
-        <w:t>, onde deixei de falar com muitas pessoas e fazer muitas coisas que gostava, tendo um episodio onde ficava mais na cama</w:t>
+        <w:t xml:space="preserve">, onde deixei de falar com muitas pessoas e fazer muitas coisas que gostava, tendo um </w:t>
+      </w:r>
+      <w:proofErr w:type="spellStart"/>
+      <w:r>
+        <w:rPr>
+          <w:sz w:val="28"/>
+          <w:szCs w:val="28"/>
+        </w:rPr>
+        <w:t>episodio</w:t>
+      </w:r>
+      <w:proofErr w:type="spellEnd"/>
+      <w:r>
+        <w:rPr>
+          <w:sz w:val="28"/>
+          <w:szCs w:val="28"/>
+        </w:rPr>
+        <w:t xml:space="preserve"> onde ficava mais na cama</w:t>
       </w:r>
       <w:r>
         <w:rPr>
@@ -2583,7 +3171,23 @@
           <w:sz w:val="28"/>
           <w:szCs w:val="28"/>
         </w:rPr>
-        <w:t xml:space="preserve">A maior superação na realização deste desafio foi conseguir me curar desta doença que envolve vários estigmas e poder olhar pra </w:t>
+        <w:t xml:space="preserve">A maior superação na realização deste desafio foi conseguir me curar desta doença que envolve vários estigmas e poder olhar </w:t>
+      </w:r>
+      <w:proofErr w:type="gramStart"/>
+      <w:r>
+        <w:rPr>
+          <w:sz w:val="28"/>
+          <w:szCs w:val="28"/>
+        </w:rPr>
+        <w:t>pra</w:t>
+      </w:r>
+      <w:proofErr w:type="gramEnd"/>
+      <w:r>
+        <w:rPr>
+          <w:sz w:val="28"/>
+          <w:szCs w:val="28"/>
+        </w:rPr>
+        <w:t xml:space="preserve"> </w:t>
       </w:r>
       <w:r>
         <w:rPr>
@@ -2613,6 +3217,7 @@
         </w:rPr>
         <w:t xml:space="preserve"> com a psicologia, conseguir lutar para não voltar para esse mesmo local. Porém a obra </w:t>
       </w:r>
+      <w:proofErr w:type="spellStart"/>
       <w:r>
         <w:rPr>
           <w:sz w:val="28"/>
@@ -2625,7 +3230,47 @@
           <w:sz w:val="28"/>
           <w:szCs w:val="28"/>
         </w:rPr>
-        <w:t xml:space="preserve">ne piece teve grande influencia nisso pois, durante uma época era a única coisa que me deixava feliz e animado para continuar vivendo e vivenciando o anime, </w:t>
+        <w:t>ne</w:t>
+      </w:r>
+      <w:proofErr w:type="spellEnd"/>
+      <w:r>
+        <w:rPr>
+          <w:sz w:val="28"/>
+          <w:szCs w:val="28"/>
+        </w:rPr>
+        <w:t xml:space="preserve"> </w:t>
+      </w:r>
+      <w:proofErr w:type="spellStart"/>
+      <w:r>
+        <w:rPr>
+          <w:sz w:val="28"/>
+          <w:szCs w:val="28"/>
+        </w:rPr>
+        <w:t>piece</w:t>
+      </w:r>
+      <w:proofErr w:type="spellEnd"/>
+      <w:r>
+        <w:rPr>
+          <w:sz w:val="28"/>
+          <w:szCs w:val="28"/>
+        </w:rPr>
+        <w:t xml:space="preserve"> teve grande </w:t>
+      </w:r>
+      <w:proofErr w:type="spellStart"/>
+      <w:r>
+        <w:rPr>
+          <w:sz w:val="28"/>
+          <w:szCs w:val="28"/>
+        </w:rPr>
+        <w:t>influencia</w:t>
+      </w:r>
+      <w:proofErr w:type="spellEnd"/>
+      <w:r>
+        <w:rPr>
+          <w:sz w:val="28"/>
+          <w:szCs w:val="28"/>
+        </w:rPr>
+        <w:t xml:space="preserve"> nisso pois, durante uma época era a única coisa que me deixava feliz e animado para continuar vivendo e vivenciando o anime, </w:t>
       </w:r>
       <w:r>
         <w:rPr>
@@ -2639,7 +3284,23 @@
           <w:sz w:val="28"/>
           <w:szCs w:val="28"/>
         </w:rPr>
-        <w:t xml:space="preserve"> por tratar de questões reais o personagem principal Luffy me inspirou muito com seu jeito de levar a vida prezando a liberdade, fazer as coisas que sonhamos independente do resultado ou de julgamentos</w:t>
+        <w:t xml:space="preserve"> por tratar de questões reais o personagem principal </w:t>
+      </w:r>
+      <w:proofErr w:type="spellStart"/>
+      <w:r>
+        <w:rPr>
+          <w:sz w:val="28"/>
+          <w:szCs w:val="28"/>
+        </w:rPr>
+        <w:t>Luffy</w:t>
+      </w:r>
+      <w:proofErr w:type="spellEnd"/>
+      <w:r>
+        <w:rPr>
+          <w:sz w:val="28"/>
+          <w:szCs w:val="28"/>
+        </w:rPr>
+        <w:t xml:space="preserve"> me inspirou muito com seu jeito de levar a vida prezando a liberdade, fazer as coisas que sonhamos independente do resultado ou de julgamentos</w:t>
       </w:r>
       <w:r>
         <w:rPr>
@@ -2681,7 +3342,23 @@
           <w:sz w:val="28"/>
           <w:szCs w:val="28"/>
         </w:rPr>
-        <w:t xml:space="preserve"> o fechamento de todos esses personagens e historia que acompanho</w:t>
+        <w:t xml:space="preserve"> o fechamento de todos esses personagens e </w:t>
+      </w:r>
+      <w:proofErr w:type="spellStart"/>
+      <w:r>
+        <w:rPr>
+          <w:sz w:val="28"/>
+          <w:szCs w:val="28"/>
+        </w:rPr>
+        <w:t>historia</w:t>
+      </w:r>
+      <w:proofErr w:type="spellEnd"/>
+      <w:r>
+        <w:rPr>
+          <w:sz w:val="28"/>
+          <w:szCs w:val="28"/>
+        </w:rPr>
+        <w:t xml:space="preserve"> que acompanho</w:t>
       </w:r>
       <w:r>
         <w:rPr>
@@ -3200,7 +3877,23 @@
           <w:sz w:val="28"/>
           <w:szCs w:val="28"/>
         </w:rPr>
-        <w:t xml:space="preserve"> de um site com tema do anime One Piece.</w:t>
+        <w:t xml:space="preserve"> de um site com tema do anime </w:t>
+      </w:r>
+      <w:proofErr w:type="spellStart"/>
+      <w:r>
+        <w:rPr>
+          <w:sz w:val="28"/>
+          <w:szCs w:val="28"/>
+        </w:rPr>
+        <w:t>One</w:t>
+      </w:r>
+      <w:proofErr w:type="spellEnd"/>
+      <w:r>
+        <w:rPr>
+          <w:sz w:val="28"/>
+          <w:szCs w:val="28"/>
+        </w:rPr>
+        <w:t xml:space="preserve"> Piece.</w:t>
       </w:r>
     </w:p>
     <w:p>
@@ -3549,12 +4242,21 @@
           <w:szCs w:val="28"/>
         </w:rPr>
       </w:pPr>
-      <w:r>
-        <w:rPr>
-          <w:sz w:val="28"/>
-          <w:szCs w:val="28"/>
-        </w:rPr>
-        <w:t xml:space="preserve">Navbar com links para acesso </w:t>
+      <w:proofErr w:type="spellStart"/>
+      <w:r>
+        <w:rPr>
+          <w:sz w:val="28"/>
+          <w:szCs w:val="28"/>
+        </w:rPr>
+        <w:t>Navbar</w:t>
+      </w:r>
+      <w:proofErr w:type="spellEnd"/>
+      <w:r>
+        <w:rPr>
+          <w:sz w:val="28"/>
+          <w:szCs w:val="28"/>
+        </w:rPr>
+        <w:t xml:space="preserve"> com links para acesso </w:t>
       </w:r>
       <w:r>
         <w:rPr>
@@ -4076,12 +4778,21 @@
           <w:szCs w:val="28"/>
         </w:rPr>
       </w:pPr>
-      <w:r>
-        <w:rPr>
-          <w:sz w:val="28"/>
-          <w:szCs w:val="28"/>
-        </w:rPr>
-        <w:t>Grafico de pizza e de colunas</w:t>
+      <w:proofErr w:type="spellStart"/>
+      <w:r>
+        <w:rPr>
+          <w:sz w:val="28"/>
+          <w:szCs w:val="28"/>
+        </w:rPr>
+        <w:t>Grafico</w:t>
+      </w:r>
+      <w:proofErr w:type="spellEnd"/>
+      <w:r>
+        <w:rPr>
+          <w:sz w:val="28"/>
+          <w:szCs w:val="28"/>
+        </w:rPr>
+        <w:t xml:space="preserve"> de pizza e de colunas</w:t>
       </w:r>
     </w:p>
     <w:p>
@@ -4275,7 +4986,23 @@
           <w:sz w:val="28"/>
           <w:szCs w:val="28"/>
         </w:rPr>
-        <w:t>terá como tema principal o anime One Piece.</w:t>
+        <w:t xml:space="preserve">terá como tema principal o anime </w:t>
+      </w:r>
+      <w:proofErr w:type="spellStart"/>
+      <w:r>
+        <w:rPr>
+          <w:sz w:val="28"/>
+          <w:szCs w:val="28"/>
+        </w:rPr>
+        <w:t>One</w:t>
+      </w:r>
+      <w:proofErr w:type="spellEnd"/>
+      <w:r>
+        <w:rPr>
+          <w:sz w:val="28"/>
+          <w:szCs w:val="28"/>
+        </w:rPr>
+        <w:t xml:space="preserve"> Piece.</w:t>
       </w:r>
     </w:p>
     <w:p>
@@ -4489,7 +5216,23 @@
           <w:sz w:val="28"/>
           <w:szCs w:val="28"/>
         </w:rPr>
-        <w:t>Será tema do site um único anime, sendo este One Piece.</w:t>
+        <w:t xml:space="preserve">Será tema do site um único anime, sendo este </w:t>
+      </w:r>
+      <w:proofErr w:type="spellStart"/>
+      <w:r>
+        <w:rPr>
+          <w:sz w:val="28"/>
+          <w:szCs w:val="28"/>
+        </w:rPr>
+        <w:t>One</w:t>
+      </w:r>
+      <w:proofErr w:type="spellEnd"/>
+      <w:r>
+        <w:rPr>
+          <w:sz w:val="28"/>
+          <w:szCs w:val="28"/>
+        </w:rPr>
+        <w:t xml:space="preserve"> Piece.</w:t>
       </w:r>
     </w:p>
     <w:p>
@@ -4536,6 +5279,66 @@
     </w:p>
     <w:p>
       <w:pPr>
+        <w:ind w:left="708"/>
+        <w:jc w:val="both"/>
+        <w:rPr>
+          <w:sz w:val="28"/>
+          <w:szCs w:val="28"/>
+        </w:rPr>
+      </w:pPr>
+      <w:r>
+        <w:rPr>
+          <w:b/>
+          <w:bCs/>
+          <w:sz w:val="36"/>
+          <w:szCs w:val="36"/>
+        </w:rPr>
+        <w:t>10.Diagrama</w:t>
+      </w:r>
+      <w:r>
+        <w:rPr>
+          <w:sz w:val="28"/>
+          <w:szCs w:val="28"/>
+        </w:rPr>
+        <w:drawing>
+          <wp:inline distT="0" distB="0" distL="0" distR="0" wp14:anchorId="0126E669" wp14:editId="21418F5B">
+            <wp:extent cx="4701540" cy="3999405"/>
+            <wp:effectExtent l="0" t="0" r="3810" b="1270"/>
+            <wp:docPr id="2102195301" name="Imagem 1" descr="Diagrama&#10;&#10;O conteúdo gerado por IA pode estar incorreto."/>
+            <wp:cNvGraphicFramePr>
+              <a:graphicFrameLocks xmlns:a="http://schemas.openxmlformats.org/drawingml/2006/main" noChangeAspect="1"/>
+            </wp:cNvGraphicFramePr>
+            <a:graphic xmlns:a="http://schemas.openxmlformats.org/drawingml/2006/main">
+              <a:graphicData uri="http://schemas.openxmlformats.org/drawingml/2006/picture">
+                <pic:pic xmlns:pic="http://schemas.openxmlformats.org/drawingml/2006/picture">
+                  <pic:nvPicPr>
+                    <pic:cNvPr id="2102195301" name="Imagem 1" descr="Diagrama&#10;&#10;O conteúdo gerado por IA pode estar incorreto."/>
+                    <pic:cNvPicPr/>
+                  </pic:nvPicPr>
+                  <pic:blipFill>
+                    <a:blip r:embed="rId8"/>
+                    <a:stretch>
+                      <a:fillRect/>
+                    </a:stretch>
+                  </pic:blipFill>
+                  <pic:spPr>
+                    <a:xfrm>
+                      <a:off x="0" y="0"/>
+                      <a:ext cx="4702095" cy="3999877"/>
+                    </a:xfrm>
+                    <a:prstGeom prst="rect">
+                      <a:avLst/>
+                    </a:prstGeom>
+                  </pic:spPr>
+                </pic:pic>
+              </a:graphicData>
+            </a:graphic>
+          </wp:inline>
+        </w:drawing>
+      </w:r>
+    </w:p>
+    <w:p>
+      <w:pPr>
         <w:jc w:val="both"/>
       </w:pPr>
     </w:p>
@@ -4603,7 +5406,7 @@
           <w:szCs w:val="28"/>
         </w:rPr>
       </w:pPr>
-      <w:hyperlink r:id="rId8" w:history="1">
+      <w:hyperlink r:id="rId9" w:history="1">
         <w:r>
           <w:rPr>
             <w:rStyle w:val="Hyperlink"/>
@@ -4626,7 +5429,7 @@
           <w:szCs w:val="28"/>
         </w:rPr>
       </w:pPr>
-      <w:hyperlink r:id="rId9" w:history="1">
+      <w:hyperlink r:id="rId10" w:history="1">
         <w:r>
           <w:rPr>
             <w:rStyle w:val="Hyperlink"/>
@@ -4649,7 +5452,7 @@
           <w:szCs w:val="28"/>
         </w:rPr>
       </w:pPr>
-      <w:hyperlink r:id="rId10" w:history="1">
+      <w:hyperlink r:id="rId11" w:history="1">
         <w:r>
           <w:rPr>
             <w:rStyle w:val="Hyperlink"/>
@@ -4672,7 +5475,7 @@
           <w:szCs w:val="28"/>
         </w:rPr>
       </w:pPr>
-      <w:hyperlink r:id="rId11" w:history="1">
+      <w:hyperlink r:id="rId12" w:history="1">
         <w:r>
           <w:rPr>
             <w:rStyle w:val="Hyperlink"/>
@@ -4695,7 +5498,7 @@
           <w:szCs w:val="28"/>
         </w:rPr>
       </w:pPr>
-      <w:hyperlink r:id="rId12" w:history="1">
+      <w:hyperlink r:id="rId13" w:history="1">
         <w:r>
           <w:rPr>
             <w:rStyle w:val="Hyperlink"/>
